--- a/docu/Meetings/2026.03.12_Meeting01.docx
+++ b/docu/Meetings/2026.03.12_Meeting01.docx
@@ -164,7 +164,7 @@
             <w:rPr>
               <w:rFonts w:eastAsiaTheme="minorEastAsia"/>
               <w:noProof/>
-              <w:lang w:val="en-AT" w:eastAsia="en-AT"/>
+              <w:lang w:eastAsia="en-AT"/>
             </w:rPr>
           </w:pPr>
           <w:r>
@@ -243,7 +243,7 @@
             <w:rPr>
               <w:rFonts w:eastAsiaTheme="minorEastAsia"/>
               <w:noProof/>
-              <w:lang w:val="en-AT" w:eastAsia="en-AT"/>
+              <w:lang w:eastAsia="en-AT"/>
             </w:rPr>
           </w:pPr>
           <w:hyperlink w:anchor="_Toc224320035" w:history="1">
@@ -313,7 +313,7 @@
             <w:rPr>
               <w:rFonts w:eastAsiaTheme="minorEastAsia"/>
               <w:noProof/>
-              <w:lang w:val="en-AT" w:eastAsia="en-AT"/>
+              <w:lang w:eastAsia="en-AT"/>
             </w:rPr>
           </w:pPr>
           <w:hyperlink w:anchor="_Toc224320036" w:history="1">
@@ -383,7 +383,7 @@
             <w:rPr>
               <w:rFonts w:eastAsiaTheme="minorEastAsia"/>
               <w:noProof/>
-              <w:lang w:val="en-AT" w:eastAsia="en-AT"/>
+              <w:lang w:eastAsia="en-AT"/>
             </w:rPr>
           </w:pPr>
           <w:hyperlink w:anchor="_Toc224320037" w:history="1">
@@ -453,7 +453,7 @@
             <w:rPr>
               <w:rFonts w:eastAsiaTheme="minorEastAsia"/>
               <w:noProof/>
-              <w:lang w:val="en-AT" w:eastAsia="en-AT"/>
+              <w:lang w:eastAsia="en-AT"/>
             </w:rPr>
           </w:pPr>
           <w:hyperlink w:anchor="_Toc224320038" w:history="1">
@@ -523,7 +523,7 @@
             <w:rPr>
               <w:rFonts w:eastAsiaTheme="minorEastAsia"/>
               <w:noProof/>
-              <w:lang w:val="en-AT" w:eastAsia="en-AT"/>
+              <w:lang w:eastAsia="en-AT"/>
             </w:rPr>
           </w:pPr>
           <w:hyperlink w:anchor="_Toc224320039" w:history="1">
@@ -593,7 +593,7 @@
             <w:rPr>
               <w:rFonts w:eastAsiaTheme="minorEastAsia"/>
               <w:noProof/>
-              <w:lang w:val="en-AT" w:eastAsia="en-AT"/>
+              <w:lang w:eastAsia="en-AT"/>
             </w:rPr>
           </w:pPr>
           <w:hyperlink w:anchor="_Toc224320040" w:history="1">
@@ -846,15 +846,7 @@
       </w:r>
       <w:proofErr w:type="spellEnd"/>
       <w:r>
-        <w:t xml:space="preserve"> </w:t>
-      </w:r>
-      <w:proofErr w:type="gramStart"/>
-      <w:r>
-        <w:t>similar to</w:t>
-      </w:r>
-      <w:proofErr w:type="gramEnd"/>
-      <w:r>
-        <w:t xml:space="preserve"> a BMI-style interface (</w:t>
+        <w:t xml:space="preserve"> similar to a BMI-style interface (</w:t>
       </w:r>
       <w:r>
         <w:rPr>
@@ -1415,11 +1407,9 @@
         </w:numPr>
         <w:spacing w:after="0"/>
       </w:pPr>
-      <w:proofErr w:type="gramStart"/>
       <w:r>
         <w:t>Final conclusion</w:t>
       </w:r>
-      <w:proofErr w:type="gramEnd"/>
       <w:r>
         <w:t xml:space="preserve"> – FAZIT</w:t>
       </w:r>
@@ -1749,6 +1739,7 @@
         <w:rPr>
           <w:sz w:val="20"/>
           <w:szCs w:val="20"/>
+          <w:lang w:val="en-AT"/>
         </w:rPr>
       </w:pPr>
       <w:r>
@@ -1763,6 +1754,7 @@
         <w:rPr>
           <w:sz w:val="20"/>
           <w:szCs w:val="20"/>
+          <w:lang w:val="en-AT"/>
         </w:rPr>
         <w:t>Rechnungen</w:t>
       </w:r>
@@ -1771,6 +1763,7 @@
         <w:rPr>
           <w:sz w:val="20"/>
           <w:szCs w:val="20"/>
+          <w:lang w:val="en-AT"/>
         </w:rPr>
         <w:t xml:space="preserve">, </w:t>
       </w:r>
@@ -1779,6 +1772,7 @@
         <w:rPr>
           <w:sz w:val="20"/>
           <w:szCs w:val="20"/>
+          <w:lang w:val="en-AT"/>
         </w:rPr>
         <w:t>Kassenbelege</w:t>
       </w:r>
@@ -1787,82 +1781,128 @@
         <w:rPr>
           <w:sz w:val="20"/>
           <w:szCs w:val="20"/>
+          <w:lang w:val="en-AT"/>
         </w:rPr>
         <w:t xml:space="preserve">, </w:t>
       </w:r>
       <w:proofErr w:type="spellStart"/>
-      <w:proofErr w:type="gramStart"/>
       <w:r>
         <w:rPr>
           <w:sz w:val="20"/>
           <w:szCs w:val="20"/>
-        </w:rPr>
-        <w:t>Bestätigungen</w:t>
+          <w:lang w:val="en-AT"/>
+        </w:rPr>
+        <w:t>Bestätigung</w:t>
       </w:r>
       <w:proofErr w:type="spellEnd"/>
       <w:r>
         <w:rPr>
           <w:sz w:val="20"/>
           <w:szCs w:val="20"/>
-        </w:rPr>
-        <w:t>(</w:t>
-      </w:r>
-      <w:proofErr w:type="gramEnd"/>
+          <w:lang w:val="en-AT"/>
+        </w:rPr>
+        <w:t xml:space="preserve"> für </w:t>
+      </w:r>
+      <w:proofErr w:type="spellStart"/>
       <w:r>
         <w:rPr>
           <w:sz w:val="20"/>
           <w:szCs w:val="20"/>
-        </w:rPr>
-        <w:t xml:space="preserve">Arzt, </w:t>
-      </w:r>
-      <w:proofErr w:type="spellStart"/>
+          <w:lang w:val="en-AT"/>
+        </w:rPr>
+        <w:t>Pflegefreistellungen</w:t>
+      </w:r>
+      <w:proofErr w:type="spellEnd"/>
       <w:r>
         <w:rPr>
           <w:sz w:val="20"/>
           <w:szCs w:val="20"/>
-        </w:rPr>
-        <w:t>Pflege</w:t>
-      </w:r>
-      <w:proofErr w:type="spellEnd"/>
+          <w:lang w:val="en-AT"/>
+        </w:rPr>
+        <w:t xml:space="preserve">, </w:t>
+      </w:r>
+      <w:proofErr w:type="spellStart"/>
       <w:r>
         <w:rPr>
           <w:sz w:val="20"/>
           <w:szCs w:val="20"/>
-        </w:rPr>
-        <w:t xml:space="preserve"> </w:t>
-      </w:r>
-      <w:proofErr w:type="spellStart"/>
+          <w:lang w:val="en-AT"/>
+        </w:rPr>
+        <w:t>Stammdatenänderung</w:t>
+      </w:r>
+      <w:proofErr w:type="spellEnd"/>
       <w:r>
         <w:rPr>
           <w:sz w:val="20"/>
           <w:szCs w:val="20"/>
-        </w:rPr>
-        <w:t>als</w:t>
-      </w:r>
-      <w:proofErr w:type="spellEnd"/>
+          <w:lang w:val="en-AT"/>
+        </w:rPr>
+        <w:t xml:space="preserve"> (</w:t>
+      </w:r>
+      <w:proofErr w:type="spellStart"/>
       <w:r>
         <w:rPr>
           <w:sz w:val="20"/>
           <w:szCs w:val="20"/>
-        </w:rPr>
-        <w:t xml:space="preserve"> add on), </w:t>
-      </w:r>
-      <w:proofErr w:type="spellStart"/>
+          <w:lang w:val="en-AT"/>
+        </w:rPr>
+        <w:t>Meldezettel</w:t>
+      </w:r>
+      <w:proofErr w:type="spellEnd"/>
       <w:r>
         <w:rPr>
           <w:sz w:val="20"/>
           <w:szCs w:val="20"/>
-        </w:rPr>
-        <w:t>Lieferscheine</w:t>
-      </w:r>
-      <w:proofErr w:type="spellEnd"/>
+          <w:lang w:val="en-AT"/>
+        </w:rPr>
+        <w:t xml:space="preserve">, </w:t>
+      </w:r>
+      <w:proofErr w:type="spellStart"/>
       <w:r>
         <w:rPr>
           <w:sz w:val="20"/>
           <w:szCs w:val="20"/>
-        </w:rPr>
-        <w:t>)</w:t>
-      </w:r>
+          <w:lang w:val="en-AT"/>
+        </w:rPr>
+        <w:t>Heiratsurkunde</w:t>
+      </w:r>
+      <w:proofErr w:type="spellEnd"/>
+      <w:r>
+        <w:rPr>
+          <w:sz w:val="20"/>
+          <w:szCs w:val="20"/>
+          <w:lang w:val="en-AT"/>
+        </w:rPr>
+        <w:t xml:space="preserve">) (für ESS), </w:t>
+      </w:r>
+      <w:proofErr w:type="spellStart"/>
+      <w:r>
+        <w:rPr>
+          <w:sz w:val="20"/>
+          <w:szCs w:val="20"/>
+          <w:lang w:val="en-AT"/>
+        </w:rPr>
+        <w:t>Lieferscheine</w:t>
+      </w:r>
+      <w:proofErr w:type="spellEnd"/>
+      <w:r>
+        <w:rPr>
+          <w:sz w:val="20"/>
+          <w:szCs w:val="20"/>
+          <w:lang w:val="en-AT"/>
+        </w:rPr>
+        <w:t xml:space="preserve">, </w:t>
+      </w:r>
+      <w:proofErr w:type="spellStart"/>
+      <w:r>
+        <w:rPr>
+          <w:sz w:val="20"/>
+          <w:szCs w:val="20"/>
+          <w:lang w:val="en-AT"/>
+        </w:rPr>
+        <w:t>Arztbestätigungen</w:t>
+      </w:r>
+      <w:proofErr w:type="spellEnd"/>
     </w:p>
     <w:p>
       <w:pPr>
@@ -2007,7 +2047,6 @@
           <w:bCs/>
         </w:rPr>
       </w:pPr>
-      <w:proofErr w:type="gramStart"/>
       <w:r>
         <w:rPr>
           <w:b/>
@@ -2015,7 +2054,6 @@
         </w:rPr>
         <w:t>Main Focus</w:t>
       </w:r>
-      <w:proofErr w:type="gramEnd"/>
     </w:p>
     <w:p>
       <w:pPr>
@@ -2032,12 +2070,10 @@
         <w:t xml:space="preserve"> &amp; Extraction of important </w:t>
       </w:r>
       <w:proofErr w:type="spellStart"/>
-      <w:proofErr w:type="gramStart"/>
       <w:r>
         <w:t>informations</w:t>
       </w:r>
       <w:proofErr w:type="spellEnd"/>
-      <w:proofErr w:type="gramEnd"/>
     </w:p>
     <w:p>
       <w:pPr>
@@ -5222,7 +5258,6 @@
   <w:style w:type="character" w:default="1" w:styleId="DefaultParagraphFont">
     <w:name w:val="Default Paragraph Font"/>
     <w:uiPriority w:val="1"/>
-    <w:semiHidden/>
     <w:unhideWhenUsed/>
   </w:style>
   <w:style w:type="table" w:default="1" w:styleId="TableNormal">

--- a/docu/Meetings/2026.03.12_Meeting01.docx
+++ b/docu/Meetings/2026.03.12_Meeting01.docx
@@ -164,7 +164,7 @@
             <w:rPr>
               <w:rFonts w:eastAsiaTheme="minorEastAsia"/>
               <w:noProof/>
-              <w:lang w:eastAsia="en-AT"/>
+              <w:lang w:val="en-AT" w:eastAsia="en-AT"/>
             </w:rPr>
           </w:pPr>
           <w:r>
@@ -176,7 +176,7 @@
           <w:r>
             <w:fldChar w:fldCharType="separate"/>
           </w:r>
-          <w:hyperlink w:anchor="_Toc224320034" w:history="1">
+          <w:hyperlink w:anchor="_Toc224739791" w:history="1">
             <w:r>
               <w:rPr>
                 <w:rStyle w:val="Hyperlink"/>
@@ -203,7 +203,7 @@
                 <w:noProof/>
                 <w:webHidden/>
               </w:rPr>
-              <w:instrText xml:space="preserve"> PAGEREF _Toc224320034 \h </w:instrText>
+              <w:instrText xml:space="preserve"> PAGEREF _Toc224739791 \h </w:instrText>
             </w:r>
             <w:r>
               <w:rPr>
@@ -243,10 +243,10 @@
             <w:rPr>
               <w:rFonts w:eastAsiaTheme="minorEastAsia"/>
               <w:noProof/>
-              <w:lang w:eastAsia="en-AT"/>
+              <w:lang w:val="en-AT" w:eastAsia="en-AT"/>
             </w:rPr>
           </w:pPr>
-          <w:hyperlink w:anchor="_Toc224320035" w:history="1">
+          <w:hyperlink w:anchor="_Toc224739792" w:history="1">
             <w:r>
               <w:rPr>
                 <w:rStyle w:val="Hyperlink"/>
@@ -273,7 +273,7 @@
                 <w:noProof/>
                 <w:webHidden/>
               </w:rPr>
-              <w:instrText xml:space="preserve"> PAGEREF _Toc224320035 \h </w:instrText>
+              <w:instrText xml:space="preserve"> PAGEREF _Toc224739792 \h </w:instrText>
             </w:r>
             <w:r>
               <w:rPr>
@@ -313,10 +313,10 @@
             <w:rPr>
               <w:rFonts w:eastAsiaTheme="minorEastAsia"/>
               <w:noProof/>
-              <w:lang w:eastAsia="en-AT"/>
+              <w:lang w:val="en-AT" w:eastAsia="en-AT"/>
             </w:rPr>
           </w:pPr>
-          <w:hyperlink w:anchor="_Toc224320036" w:history="1">
+          <w:hyperlink w:anchor="_Toc224739793" w:history="1">
             <w:r>
               <w:rPr>
                 <w:rStyle w:val="Hyperlink"/>
@@ -343,7 +343,7 @@
                 <w:noProof/>
                 <w:webHidden/>
               </w:rPr>
-              <w:instrText xml:space="preserve"> PAGEREF _Toc224320036 \h </w:instrText>
+              <w:instrText xml:space="preserve"> PAGEREF _Toc224739793 \h </w:instrText>
             </w:r>
             <w:r>
               <w:rPr>
@@ -383,10 +383,10 @@
             <w:rPr>
               <w:rFonts w:eastAsiaTheme="minorEastAsia"/>
               <w:noProof/>
-              <w:lang w:eastAsia="en-AT"/>
+              <w:lang w:val="en-AT" w:eastAsia="en-AT"/>
             </w:rPr>
           </w:pPr>
-          <w:hyperlink w:anchor="_Toc224320037" w:history="1">
+          <w:hyperlink w:anchor="_Toc224739794" w:history="1">
             <w:r>
               <w:rPr>
                 <w:rStyle w:val="Hyperlink"/>
@@ -413,7 +413,7 @@
                 <w:noProof/>
                 <w:webHidden/>
               </w:rPr>
-              <w:instrText xml:space="preserve"> PAGEREF _Toc224320037 \h </w:instrText>
+              <w:instrText xml:space="preserve"> PAGEREF _Toc224739794 \h </w:instrText>
             </w:r>
             <w:r>
               <w:rPr>
@@ -453,10 +453,10 @@
             <w:rPr>
               <w:rFonts w:eastAsiaTheme="minorEastAsia"/>
               <w:noProof/>
-              <w:lang w:eastAsia="en-AT"/>
+              <w:lang w:val="en-AT" w:eastAsia="en-AT"/>
             </w:rPr>
           </w:pPr>
-          <w:hyperlink w:anchor="_Toc224320038" w:history="1">
+          <w:hyperlink w:anchor="_Toc224739795" w:history="1">
             <w:r>
               <w:rPr>
                 <w:rStyle w:val="Hyperlink"/>
@@ -483,7 +483,7 @@
                 <w:noProof/>
                 <w:webHidden/>
               </w:rPr>
-              <w:instrText xml:space="preserve"> PAGEREF _Toc224320038 \h </w:instrText>
+              <w:instrText xml:space="preserve"> PAGEREF _Toc224739795 \h </w:instrText>
             </w:r>
             <w:r>
               <w:rPr>
@@ -523,10 +523,10 @@
             <w:rPr>
               <w:rFonts w:eastAsiaTheme="minorEastAsia"/>
               <w:noProof/>
-              <w:lang w:eastAsia="en-AT"/>
+              <w:lang w:val="en-AT" w:eastAsia="en-AT"/>
             </w:rPr>
           </w:pPr>
-          <w:hyperlink w:anchor="_Toc224320039" w:history="1">
+          <w:hyperlink w:anchor="_Toc224739796" w:history="1">
             <w:r>
               <w:rPr>
                 <w:rStyle w:val="Hyperlink"/>
@@ -553,7 +553,7 @@
                 <w:noProof/>
                 <w:webHidden/>
               </w:rPr>
-              <w:instrText xml:space="preserve"> PAGEREF _Toc224320039 \h </w:instrText>
+              <w:instrText xml:space="preserve"> PAGEREF _Toc224739796 \h </w:instrText>
             </w:r>
             <w:r>
               <w:rPr>
@@ -593,10 +593,10 @@
             <w:rPr>
               <w:rFonts w:eastAsiaTheme="minorEastAsia"/>
               <w:noProof/>
-              <w:lang w:eastAsia="en-AT"/>
+              <w:lang w:val="en-AT" w:eastAsia="en-AT"/>
             </w:rPr>
           </w:pPr>
-          <w:hyperlink w:anchor="_Toc224320040" w:history="1">
+          <w:hyperlink w:anchor="_Toc224739797" w:history="1">
             <w:r>
               <w:rPr>
                 <w:rStyle w:val="Hyperlink"/>
@@ -623,7 +623,7 @@
                 <w:noProof/>
                 <w:webHidden/>
               </w:rPr>
-              <w:instrText xml:space="preserve"> PAGEREF _Toc224320040 \h </w:instrText>
+              <w:instrText xml:space="preserve"> PAGEREF _Toc224739797 \h </w:instrText>
             </w:r>
             <w:r>
               <w:rPr>
@@ -643,7 +643,283 @@
                 <w:noProof/>
                 <w:webHidden/>
               </w:rPr>
-              <w:t>3</w:t>
+              <w:t>4</w:t>
+            </w:r>
+            <w:r>
+              <w:rPr>
+                <w:noProof/>
+                <w:webHidden/>
+              </w:rPr>
+              <w:fldChar w:fldCharType="end"/>
+            </w:r>
+          </w:hyperlink>
+        </w:p>
+        <w:p>
+          <w:pPr>
+            <w:pStyle w:val="TOC1"/>
+            <w:tabs>
+              <w:tab w:val="right" w:leader="dot" w:pos="9016"/>
+            </w:tabs>
+            <w:rPr>
+              <w:rFonts w:eastAsiaTheme="minorEastAsia"/>
+              <w:noProof/>
+              <w:lang w:val="en-AT" w:eastAsia="en-AT"/>
+            </w:rPr>
+          </w:pPr>
+          <w:hyperlink w:anchor="_Toc224739798" w:history="1">
+            <w:r>
+              <w:rPr>
+                <w:rStyle w:val="Hyperlink"/>
+                <w:noProof/>
+              </w:rPr>
+              <w:t>Main Focus</w:t>
+            </w:r>
+            <w:r>
+              <w:rPr>
+                <w:noProof/>
+                <w:webHidden/>
+              </w:rPr>
+              <w:tab/>
+            </w:r>
+            <w:r>
+              <w:rPr>
+                <w:noProof/>
+                <w:webHidden/>
+              </w:rPr>
+              <w:fldChar w:fldCharType="begin"/>
+            </w:r>
+            <w:r>
+              <w:rPr>
+                <w:noProof/>
+                <w:webHidden/>
+              </w:rPr>
+              <w:instrText xml:space="preserve"> PAGEREF _Toc224739798 \h </w:instrText>
+            </w:r>
+            <w:r>
+              <w:rPr>
+                <w:noProof/>
+                <w:webHidden/>
+              </w:rPr>
+            </w:r>
+            <w:r>
+              <w:rPr>
+                <w:noProof/>
+                <w:webHidden/>
+              </w:rPr>
+              <w:fldChar w:fldCharType="separate"/>
+            </w:r>
+            <w:r>
+              <w:rPr>
+                <w:noProof/>
+                <w:webHidden/>
+              </w:rPr>
+              <w:t>4</w:t>
+            </w:r>
+            <w:r>
+              <w:rPr>
+                <w:noProof/>
+                <w:webHidden/>
+              </w:rPr>
+              <w:fldChar w:fldCharType="end"/>
+            </w:r>
+          </w:hyperlink>
+        </w:p>
+        <w:p>
+          <w:pPr>
+            <w:pStyle w:val="TOC1"/>
+            <w:tabs>
+              <w:tab w:val="right" w:leader="dot" w:pos="9016"/>
+            </w:tabs>
+            <w:rPr>
+              <w:rFonts w:eastAsiaTheme="minorEastAsia"/>
+              <w:noProof/>
+              <w:lang w:val="en-AT" w:eastAsia="en-AT"/>
+            </w:rPr>
+          </w:pPr>
+          <w:hyperlink w:anchor="_Toc224739799" w:history="1">
+            <w:r>
+              <w:rPr>
+                <w:rStyle w:val="Hyperlink"/>
+                <w:noProof/>
+              </w:rPr>
+              <w:t>TASKS</w:t>
+            </w:r>
+            <w:r>
+              <w:rPr>
+                <w:noProof/>
+                <w:webHidden/>
+              </w:rPr>
+              <w:tab/>
+            </w:r>
+            <w:r>
+              <w:rPr>
+                <w:noProof/>
+                <w:webHidden/>
+              </w:rPr>
+              <w:fldChar w:fldCharType="begin"/>
+            </w:r>
+            <w:r>
+              <w:rPr>
+                <w:noProof/>
+                <w:webHidden/>
+              </w:rPr>
+              <w:instrText xml:space="preserve"> PAGEREF _Toc224739799 \h </w:instrText>
+            </w:r>
+            <w:r>
+              <w:rPr>
+                <w:noProof/>
+                <w:webHidden/>
+              </w:rPr>
+            </w:r>
+            <w:r>
+              <w:rPr>
+                <w:noProof/>
+                <w:webHidden/>
+              </w:rPr>
+              <w:fldChar w:fldCharType="separate"/>
+            </w:r>
+            <w:r>
+              <w:rPr>
+                <w:noProof/>
+                <w:webHidden/>
+              </w:rPr>
+              <w:t>6</w:t>
+            </w:r>
+            <w:r>
+              <w:rPr>
+                <w:noProof/>
+                <w:webHidden/>
+              </w:rPr>
+              <w:fldChar w:fldCharType="end"/>
+            </w:r>
+          </w:hyperlink>
+        </w:p>
+        <w:p>
+          <w:pPr>
+            <w:pStyle w:val="TOC2"/>
+            <w:tabs>
+              <w:tab w:val="right" w:leader="dot" w:pos="9016"/>
+            </w:tabs>
+            <w:rPr>
+              <w:noProof/>
+            </w:rPr>
+          </w:pPr>
+          <w:hyperlink w:anchor="_Toc224739800" w:history="1">
+            <w:r>
+              <w:rPr>
+                <w:rStyle w:val="Hyperlink"/>
+                <w:noProof/>
+              </w:rPr>
+              <w:t>GOAL – 1 SPRINT:</w:t>
+            </w:r>
+            <w:r>
+              <w:rPr>
+                <w:noProof/>
+                <w:webHidden/>
+              </w:rPr>
+              <w:tab/>
+            </w:r>
+            <w:r>
+              <w:rPr>
+                <w:noProof/>
+                <w:webHidden/>
+              </w:rPr>
+              <w:fldChar w:fldCharType="begin"/>
+            </w:r>
+            <w:r>
+              <w:rPr>
+                <w:noProof/>
+                <w:webHidden/>
+              </w:rPr>
+              <w:instrText xml:space="preserve"> PAGEREF _Toc224739800 \h </w:instrText>
+            </w:r>
+            <w:r>
+              <w:rPr>
+                <w:noProof/>
+                <w:webHidden/>
+              </w:rPr>
+            </w:r>
+            <w:r>
+              <w:rPr>
+                <w:noProof/>
+                <w:webHidden/>
+              </w:rPr>
+              <w:fldChar w:fldCharType="separate"/>
+            </w:r>
+            <w:r>
+              <w:rPr>
+                <w:noProof/>
+                <w:webHidden/>
+              </w:rPr>
+              <w:t>6</w:t>
+            </w:r>
+            <w:r>
+              <w:rPr>
+                <w:noProof/>
+                <w:webHidden/>
+              </w:rPr>
+              <w:fldChar w:fldCharType="end"/>
+            </w:r>
+          </w:hyperlink>
+        </w:p>
+        <w:p>
+          <w:pPr>
+            <w:pStyle w:val="TOC2"/>
+            <w:tabs>
+              <w:tab w:val="right" w:leader="dot" w:pos="9016"/>
+            </w:tabs>
+            <w:rPr>
+              <w:noProof/>
+            </w:rPr>
+          </w:pPr>
+          <w:hyperlink w:anchor="_Toc224739801" w:history="1">
+            <w:r>
+              <w:rPr>
+                <w:rStyle w:val="Hyperlink"/>
+                <w:noProof/>
+              </w:rPr>
+              <w:t>TEAM:</w:t>
+            </w:r>
+            <w:r>
+              <w:rPr>
+                <w:noProof/>
+                <w:webHidden/>
+              </w:rPr>
+              <w:tab/>
+            </w:r>
+            <w:r>
+              <w:rPr>
+                <w:noProof/>
+                <w:webHidden/>
+              </w:rPr>
+              <w:fldChar w:fldCharType="begin"/>
+            </w:r>
+            <w:r>
+              <w:rPr>
+                <w:noProof/>
+                <w:webHidden/>
+              </w:rPr>
+              <w:instrText xml:space="preserve"> PAGEREF _Toc224739801 \h </w:instrText>
+            </w:r>
+            <w:r>
+              <w:rPr>
+                <w:noProof/>
+                <w:webHidden/>
+              </w:rPr>
+            </w:r>
+            <w:r>
+              <w:rPr>
+                <w:noProof/>
+                <w:webHidden/>
+              </w:rPr>
+              <w:fldChar w:fldCharType="separate"/>
+            </w:r>
+            <w:r>
+              <w:rPr>
+                <w:noProof/>
+                <w:webHidden/>
+              </w:rPr>
+              <w:t>6</w:t>
             </w:r>
             <w:r>
               <w:rPr>
@@ -803,10 +1079,24 @@
     </w:p>
     <w:p>
       <w:pPr>
+        <w:rPr>
+          <w:rFonts w:asciiTheme="majorHAnsi" w:eastAsiaTheme="majorEastAsia" w:hAnsiTheme="majorHAnsi" w:cstheme="majorBidi"/>
+          <w:color w:val="0F4761" w:themeColor="accent1" w:themeShade="BF"/>
+          <w:sz w:val="40"/>
+          <w:szCs w:val="40"/>
+        </w:rPr>
+      </w:pPr>
+      <w:bookmarkStart w:id="0" w:name="_Toc224739791"/>
+      <w:r>
+        <w:br w:type="page"/>
+      </w:r>
+    </w:p>
+    <w:p>
+      <w:pPr>
         <w:pStyle w:val="Heading1"/>
       </w:pPr>
-      <w:bookmarkStart w:id="0" w:name="_Toc224320034"/>
-      <w:r>
+      <w:r>
+        <w:lastRenderedPageBreak/>
         <w:t xml:space="preserve">1. App </w:t>
       </w:r>
       <w:proofErr w:type="spellStart"/>
@@ -846,7 +1136,15 @@
       </w:r>
       <w:proofErr w:type="spellEnd"/>
       <w:r>
-        <w:t xml:space="preserve"> similar to a BMI-style interface (</w:t>
+        <w:t xml:space="preserve"> </w:t>
+      </w:r>
+      <w:proofErr w:type="gramStart"/>
+      <w:r>
+        <w:t>similar to</w:t>
+      </w:r>
+      <w:proofErr w:type="gramEnd"/>
+      <w:r>
+        <w:t xml:space="preserve"> a BMI-style interface (</w:t>
       </w:r>
       <w:r>
         <w:rPr>
@@ -911,6 +1209,74 @@
     </w:p>
     <w:p>
       <w:pPr>
+        <w:numPr>
+          <w:ilvl w:val="0"/>
+          <w:numId w:val="2"/>
+        </w:numPr>
+        <w:spacing w:after="0"/>
+      </w:pPr>
+      <w:r>
+        <w:t>Latency:</w:t>
+      </w:r>
+    </w:p>
+    <w:p>
+      <w:pPr>
+        <w:numPr>
+          <w:ilvl w:val="1"/>
+          <w:numId w:val="2"/>
+        </w:numPr>
+        <w:spacing w:after="0"/>
+      </w:pPr>
+      <w:r>
+        <w:t>0.1 sec -&gt; instant</w:t>
+      </w:r>
+    </w:p>
+    <w:p>
+      <w:pPr>
+        <w:numPr>
+          <w:ilvl w:val="1"/>
+          <w:numId w:val="2"/>
+        </w:numPr>
+        <w:spacing w:after="0"/>
+      </w:pPr>
+      <w:r>
+        <w:t>1 sec -&gt; MAXIMUM</w:t>
+      </w:r>
+    </w:p>
+    <w:p>
+      <w:pPr>
+        <w:numPr>
+          <w:ilvl w:val="0"/>
+          <w:numId w:val="2"/>
+        </w:numPr>
+        <w:spacing w:after="0"/>
+      </w:pPr>
+      <w:r>
+        <w:t>Storage - Re: maximum model sizes, etc.:</w:t>
+      </w:r>
+    </w:p>
+    <w:p>
+      <w:pPr>
+        <w:numPr>
+          <w:ilvl w:val="1"/>
+          <w:numId w:val="2"/>
+        </w:numPr>
+        <w:spacing w:after="0"/>
+      </w:pPr>
+      <w:r>
+        <w:t xml:space="preserve">As a starting point for research: possibly Qwen-3.5 with 0.8B and quantized. Or, for example, </w:t>
+      </w:r>
+      <w:proofErr w:type="spellStart"/>
+      <w:r>
+        <w:t>MobileBERT</w:t>
+      </w:r>
+      <w:proofErr w:type="spellEnd"/>
+      <w:r>
+        <w:t>.</w:t>
+      </w:r>
+    </w:p>
+    <w:p>
+      <w:pPr>
         <w:spacing w:after="0"/>
       </w:pPr>
     </w:p>
@@ -923,9 +1289,8 @@
       <w:pPr>
         <w:pStyle w:val="Heading1"/>
       </w:pPr>
-      <w:bookmarkStart w:id="1" w:name="_Toc224320035"/>
-      <w:r>
-        <w:lastRenderedPageBreak/>
+      <w:bookmarkStart w:id="1" w:name="_Toc224739792"/>
+      <w:r>
         <w:t>2</w:t>
       </w:r>
       <w:r>
@@ -1099,7 +1464,7 @@
       <w:pPr>
         <w:pStyle w:val="Heading1"/>
       </w:pPr>
-      <w:bookmarkStart w:id="2" w:name="_Toc224320036"/>
+      <w:bookmarkStart w:id="2" w:name="_Toc224739793"/>
       <w:r>
         <w:t xml:space="preserve">3. </w:t>
       </w:r>
@@ -1266,6 +1631,7 @@
         <w:spacing w:after="0"/>
       </w:pPr>
       <w:r>
+        <w:lastRenderedPageBreak/>
         <w:t>Environment setup</w:t>
       </w:r>
     </w:p>
@@ -1407,9 +1773,11 @@
         </w:numPr>
         <w:spacing w:after="0"/>
       </w:pPr>
+      <w:proofErr w:type="gramStart"/>
       <w:r>
         <w:t>Final conclusion</w:t>
       </w:r>
+      <w:proofErr w:type="gramEnd"/>
       <w:r>
         <w:t xml:space="preserve"> – FAZIT</w:t>
       </w:r>
@@ -1457,9 +1825,8 @@
       <w:pPr>
         <w:pStyle w:val="Heading1"/>
       </w:pPr>
-      <w:bookmarkStart w:id="3" w:name="_Toc224320037"/>
-      <w:r>
-        <w:lastRenderedPageBreak/>
+      <w:bookmarkStart w:id="3" w:name="_Toc224739794"/>
+      <w:r>
         <w:t xml:space="preserve">4. </w:t>
       </w:r>
       <w:r>
@@ -1538,7 +1905,7 @@
       <w:pPr>
         <w:pStyle w:val="Heading1"/>
       </w:pPr>
-      <w:bookmarkStart w:id="4" w:name="_Toc224320038"/>
+      <w:bookmarkStart w:id="4" w:name="_Toc224739795"/>
       <w:r>
         <w:t>5. Language:</w:t>
       </w:r>
@@ -1626,7 +1993,7 @@
       <w:pPr>
         <w:pStyle w:val="Heading1"/>
       </w:pPr>
-      <w:bookmarkStart w:id="5" w:name="_Toc224320039"/>
+      <w:bookmarkStart w:id="5" w:name="_Toc224739796"/>
       <w:r>
         <w:t>6. Data Sources:</w:t>
       </w:r>
@@ -1712,7 +2079,7 @@
         <w:spacing w:after="0"/>
       </w:pPr>
       <w:r>
-        <w:t>Confirmations (e.g., medical confirmations – optional add-on)</w:t>
+        <w:t>confirmation of leave for caregiving</w:t>
       </w:r>
     </w:p>
     <w:p>
@@ -1725,8 +2092,55 @@
         <w:spacing w:after="0"/>
       </w:pPr>
       <w:r>
-        <w:t>Delivery notes</w:t>
-      </w:r>
+        <w:t xml:space="preserve">changes to master data (registration forms, marriage certificates) </w:t>
+      </w:r>
+    </w:p>
+    <w:p>
+      <w:pPr>
+        <w:pStyle w:val="ListParagraph"/>
+        <w:numPr>
+          <w:ilvl w:val="1"/>
+          <w:numId w:val="12"/>
+        </w:numPr>
+        <w:spacing w:after="0"/>
+      </w:pPr>
+      <w:r>
+        <w:t>(for ESS)</w:t>
+      </w:r>
+    </w:p>
+    <w:p>
+      <w:pPr>
+        <w:pStyle w:val="ListParagraph"/>
+        <w:numPr>
+          <w:ilvl w:val="1"/>
+          <w:numId w:val="12"/>
+        </w:numPr>
+        <w:spacing w:after="0"/>
+      </w:pPr>
+      <w:r>
+        <w:lastRenderedPageBreak/>
+        <w:t>delivery notes</w:t>
+      </w:r>
+    </w:p>
+    <w:p>
+      <w:pPr>
+        <w:pStyle w:val="ListParagraph"/>
+        <w:numPr>
+          <w:ilvl w:val="1"/>
+          <w:numId w:val="12"/>
+        </w:numPr>
+        <w:spacing w:after="0"/>
+      </w:pPr>
+      <w:r>
+        <w:t>doctor's notes</w:t>
+      </w:r>
+    </w:p>
+    <w:p>
+      <w:pPr>
+        <w:pStyle w:val="ListParagraph"/>
+        <w:spacing w:after="0"/>
+        <w:ind w:left="1440"/>
+      </w:pPr>
     </w:p>
     <w:p>
       <w:pPr>
@@ -1739,7 +2153,6 @@
         <w:rPr>
           <w:sz w:val="20"/>
           <w:szCs w:val="20"/>
-          <w:lang w:val="en-AT"/>
         </w:rPr>
       </w:pPr>
       <w:r>
@@ -1754,7 +2167,6 @@
         <w:rPr>
           <w:sz w:val="20"/>
           <w:szCs w:val="20"/>
-          <w:lang w:val="en-AT"/>
         </w:rPr>
         <w:t>Rechnungen</w:t>
       </w:r>
@@ -1763,7 +2175,6 @@
         <w:rPr>
           <w:sz w:val="20"/>
           <w:szCs w:val="20"/>
-          <w:lang w:val="en-AT"/>
         </w:rPr>
         <w:t xml:space="preserve">, </w:t>
       </w:r>
@@ -1772,7 +2183,6 @@
         <w:rPr>
           <w:sz w:val="20"/>
           <w:szCs w:val="20"/>
-          <w:lang w:val="en-AT"/>
         </w:rPr>
         <w:t>Kassenbelege</w:t>
       </w:r>
@@ -1781,7 +2191,6 @@
         <w:rPr>
           <w:sz w:val="20"/>
           <w:szCs w:val="20"/>
-          <w:lang w:val="en-AT"/>
         </w:rPr>
         <w:t xml:space="preserve">, </w:t>
       </w:r>
@@ -1790,7 +2199,6 @@
         <w:rPr>
           <w:sz w:val="20"/>
           <w:szCs w:val="20"/>
-          <w:lang w:val="en-AT"/>
         </w:rPr>
         <w:t>Bestätigung</w:t>
       </w:r>
@@ -1799,7 +2207,6 @@
         <w:rPr>
           <w:sz w:val="20"/>
           <w:szCs w:val="20"/>
-          <w:lang w:val="en-AT"/>
         </w:rPr>
         <w:t xml:space="preserve"> für </w:t>
       </w:r>
@@ -1808,7 +2215,6 @@
         <w:rPr>
           <w:sz w:val="20"/>
           <w:szCs w:val="20"/>
-          <w:lang w:val="en-AT"/>
         </w:rPr>
         <w:t>Pflegefreistellungen</w:t>
       </w:r>
@@ -1817,7 +2223,6 @@
         <w:rPr>
           <w:sz w:val="20"/>
           <w:szCs w:val="20"/>
-          <w:lang w:val="en-AT"/>
         </w:rPr>
         <w:t xml:space="preserve">, </w:t>
       </w:r>
@@ -1826,7 +2231,6 @@
         <w:rPr>
           <w:sz w:val="20"/>
           <w:szCs w:val="20"/>
-          <w:lang w:val="en-AT"/>
         </w:rPr>
         <w:t>Stammdatenänderung</w:t>
       </w:r>
@@ -1835,7 +2239,6 @@
         <w:rPr>
           <w:sz w:val="20"/>
           <w:szCs w:val="20"/>
-          <w:lang w:val="en-AT"/>
         </w:rPr>
         <w:t xml:space="preserve"> (</w:t>
       </w:r>
@@ -1844,7 +2247,6 @@
         <w:rPr>
           <w:sz w:val="20"/>
           <w:szCs w:val="20"/>
-          <w:lang w:val="en-AT"/>
         </w:rPr>
         <w:t>Meldezettel</w:t>
       </w:r>
@@ -1853,7 +2255,6 @@
         <w:rPr>
           <w:sz w:val="20"/>
           <w:szCs w:val="20"/>
-          <w:lang w:val="en-AT"/>
         </w:rPr>
         <w:t xml:space="preserve">, </w:t>
       </w:r>
@@ -1862,7 +2263,6 @@
         <w:rPr>
           <w:sz w:val="20"/>
           <w:szCs w:val="20"/>
-          <w:lang w:val="en-AT"/>
         </w:rPr>
         <w:t>Heiratsurkunde</w:t>
       </w:r>
@@ -1871,7 +2271,6 @@
         <w:rPr>
           <w:sz w:val="20"/>
           <w:szCs w:val="20"/>
-          <w:lang w:val="en-AT"/>
         </w:rPr>
         <w:t xml:space="preserve">) (für ESS), </w:t>
       </w:r>
@@ -1880,7 +2279,6 @@
         <w:rPr>
           <w:sz w:val="20"/>
           <w:szCs w:val="20"/>
-          <w:lang w:val="en-AT"/>
         </w:rPr>
         <w:t>Lieferscheine</w:t>
       </w:r>
@@ -1889,7 +2287,6 @@
         <w:rPr>
           <w:sz w:val="20"/>
           <w:szCs w:val="20"/>
-          <w:lang w:val="en-AT"/>
         </w:rPr>
         <w:t xml:space="preserve">, </w:t>
       </w:r>
@@ -1898,7 +2295,6 @@
         <w:rPr>
           <w:sz w:val="20"/>
           <w:szCs w:val="20"/>
-          <w:lang w:val="en-AT"/>
         </w:rPr>
         <w:t>Arztbestätigungen</w:t>
       </w:r>
@@ -1927,12 +2323,111 @@
       <w:pPr>
         <w:spacing w:after="0"/>
       </w:pPr>
+      <w:r>
+        <w:t>INVOICES</w:t>
+      </w:r>
+    </w:p>
+    <w:p>
+      <w:pPr>
+        <w:spacing w:after="0"/>
+      </w:pPr>
+      <w:hyperlink r:id="rId5" w:tgtFrame="_blank" w:tooltip="Ursprüngliche URL: https://felixhertlein.github.io/inv3d/#Downloads. Klicken oder tippen Sie, wenn Sie diesem Link Vertrauen." w:history="1">
+        <w:r>
+          <w:rPr>
+            <w:rStyle w:val="Hyperlink"/>
+          </w:rPr>
+          <w:t xml:space="preserve">Inv3D: a high-resolution 3D invoice dataset for template-guided single-image document </w:t>
+        </w:r>
+        <w:proofErr w:type="spellStart"/>
+        <w:r>
+          <w:rPr>
+            <w:rStyle w:val="Hyperlink"/>
+          </w:rPr>
+          <w:t>unwarping</w:t>
+        </w:r>
+      </w:hyperlink>
+      <w:r>
+        <w:t>,</w:t>
+      </w:r>
+      <w:hyperlink r:id="rId6" w:tgtFrame="_blank" w:tooltip="Ursprüngliche URL: https://huggingface.co/datasets/naver-clova-ix/cord-v1. Klicken oder tippen Sie, wenn Sie diesem Link Vertrauen." w:history="1">
+        <w:r>
+          <w:rPr>
+            <w:rStyle w:val="Hyperlink"/>
+          </w:rPr>
+          <w:t>naver</w:t>
+        </w:r>
+        <w:proofErr w:type="spellEnd"/>
+        <w:r>
+          <w:rPr>
+            <w:rStyle w:val="Hyperlink"/>
+          </w:rPr>
+          <w:t>-</w:t>
+        </w:r>
+        <w:proofErr w:type="spellStart"/>
+        <w:r>
+          <w:rPr>
+            <w:rStyle w:val="Hyperlink"/>
+          </w:rPr>
+          <w:t>clova</w:t>
+        </w:r>
+        <w:proofErr w:type="spellEnd"/>
+        <w:r>
+          <w:rPr>
+            <w:rStyle w:val="Hyperlink"/>
+          </w:rPr>
+          <w:t xml:space="preserve">-ix/cord-v1 · Datasets at Hugging </w:t>
+        </w:r>
+        <w:proofErr w:type="spellStart"/>
+        <w:r>
+          <w:rPr>
+            <w:rStyle w:val="Hyperlink"/>
+          </w:rPr>
+          <w:t>Face</w:t>
+        </w:r>
+      </w:hyperlink>
+      <w:r>
+        <w:t>,</w:t>
+      </w:r>
+      <w:hyperlink r:id="rId7" w:tgtFrame="_blank" w:tooltip="Ursprüngliche URL: https://huggingface.co/datasets/Francisco-Cruz/InvoicesReceiptsPT/viewer/default/train?p=10&amp;image-viewer=EC94DAA4D9C4CFCFBDD862C41283417B2952A83C. Klicken oder tippen Sie, wenn Sie diesem Link Vertrauen." w:history="1">
+        <w:r>
+          <w:rPr>
+            <w:rStyle w:val="Hyperlink"/>
+          </w:rPr>
+          <w:t>Francisco</w:t>
+        </w:r>
+        <w:proofErr w:type="spellEnd"/>
+        <w:r>
+          <w:rPr>
+            <w:rStyle w:val="Hyperlink"/>
+          </w:rPr>
+          <w:t>-Cruz/</w:t>
+        </w:r>
+        <w:proofErr w:type="spellStart"/>
+        <w:r>
+          <w:rPr>
+            <w:rStyle w:val="Hyperlink"/>
+          </w:rPr>
+          <w:t>InvoicesReceiptsPT</w:t>
+        </w:r>
+        <w:proofErr w:type="spellEnd"/>
+        <w:r>
+          <w:rPr>
+            <w:rStyle w:val="Hyperlink"/>
+          </w:rPr>
+          <w:t xml:space="preserve"> · Datasets at Hugging Face</w:t>
+        </w:r>
+      </w:hyperlink>
+    </w:p>
+    <w:p>
+      <w:pPr>
+        <w:spacing w:after="0"/>
+      </w:pPr>
     </w:p>
     <w:p>
       <w:pPr>
         <w:pStyle w:val="Heading1"/>
       </w:pPr>
-      <w:bookmarkStart w:id="6" w:name="_Toc224320040"/>
+      <w:bookmarkStart w:id="6" w:name="_Toc224739797"/>
       <w:r>
         <w:t>7</w:t>
       </w:r>
@@ -2041,44 +2536,462 @@
     </w:p>
     <w:p>
       <w:pPr>
-        <w:spacing w:after="0"/>
-        <w:rPr>
-          <w:b/>
-          <w:bCs/>
-        </w:rPr>
-      </w:pPr>
-      <w:r>
-        <w:rPr>
-          <w:b/>
-          <w:bCs/>
-        </w:rPr>
+        <w:pStyle w:val="Heading1"/>
+      </w:pPr>
+      <w:bookmarkStart w:id="7" w:name="_Toc224739798"/>
+      <w:proofErr w:type="gramStart"/>
+      <w:r>
         <w:t>Main Focus</w:t>
       </w:r>
-    </w:p>
-    <w:p>
-      <w:pPr>
+      <w:bookmarkEnd w:id="7"/>
+      <w:proofErr w:type="gramEnd"/>
+    </w:p>
+    <w:p>
+      <w:r>
+        <w:t>Recommended Models:</w:t>
+      </w:r>
+    </w:p>
+    <w:p>
+      <w:pPr>
+        <w:pStyle w:val="ListParagraph"/>
         <w:numPr>
           <w:ilvl w:val="0"/>
-          <w:numId w:val="15"/>
-        </w:numPr>
-        <w:spacing w:after="0"/>
-      </w:pPr>
-      <w:r>
-        <w:t>Document classification</w:t>
-      </w:r>
-      <w:r>
-        <w:t xml:space="preserve"> &amp; Extraction of important </w:t>
-      </w:r>
+          <w:numId w:val="23"/>
+        </w:numPr>
+      </w:pPr>
+      <w:r>
+        <w:t>OCR</w:t>
+      </w:r>
+      <w:r>
+        <w:t xml:space="preserve"> -&gt; feature extraction</w:t>
+      </w:r>
+    </w:p>
+    <w:p>
+      <w:pPr>
+        <w:pStyle w:val="ListParagraph"/>
+        <w:numPr>
+          <w:ilvl w:val="0"/>
+          <w:numId w:val="23"/>
+        </w:numPr>
+      </w:pPr>
+      <w:r>
+        <w:t>Vision LM</w:t>
+      </w:r>
+    </w:p>
+    <w:p>
+      <w:pPr>
+        <w:pStyle w:val="ListParagraph"/>
+        <w:numPr>
+          <w:ilvl w:val="0"/>
+          <w:numId w:val="23"/>
+        </w:numPr>
+      </w:pPr>
+      <w:r>
+        <w:t>Classic ML</w:t>
+      </w:r>
+    </w:p>
+    <w:p>
+      <w:pPr>
+        <w:pStyle w:val="ListParagraph"/>
+        <w:numPr>
+          <w:ilvl w:val="0"/>
+          <w:numId w:val="23"/>
+        </w:numPr>
+      </w:pPr>
+      <w:r>
+        <w:t>Finetune</w:t>
+      </w:r>
+    </w:p>
+    <w:p/>
+    <w:p>
+      <w:pPr>
+        <w:pStyle w:val="ListParagraph"/>
+        <w:numPr>
+          <w:ilvl w:val="0"/>
+          <w:numId w:val="14"/>
+        </w:numPr>
+        <w:spacing w:after="0"/>
+      </w:pPr>
+      <w:r>
+        <w:t>1. Document classification =&gt; automatic detection of whether the document is an invoice, a receipt (or the type of document), a doctor’s note, etc.</w:t>
+      </w:r>
+    </w:p>
+    <w:p>
+      <w:pPr>
+        <w:pStyle w:val="ListParagraph"/>
+        <w:numPr>
+          <w:ilvl w:val="0"/>
+          <w:numId w:val="14"/>
+        </w:numPr>
+        <w:spacing w:after="0"/>
+      </w:pPr>
+      <w:r>
+        <w:t>2. Extract key fields; examples:</w:t>
+      </w:r>
+    </w:p>
+    <w:p>
+      <w:pPr>
+        <w:pStyle w:val="ListParagraph"/>
+        <w:numPr>
+          <w:ilvl w:val="1"/>
+          <w:numId w:val="14"/>
+        </w:numPr>
+        <w:spacing w:after="0"/>
+      </w:pPr>
+      <w:r>
+        <w:t>Invoice amount for invoices and expense receipts</w:t>
+      </w:r>
+    </w:p>
+    <w:p>
+      <w:pPr>
+        <w:pStyle w:val="ListParagraph"/>
+        <w:numPr>
+          <w:ilvl w:val="1"/>
+          <w:numId w:val="14"/>
+        </w:numPr>
+        <w:spacing w:after="0"/>
+      </w:pPr>
+      <w:r>
+        <w:t>Date and time for doctor’s time confirmation</w:t>
+      </w:r>
+    </w:p>
+    <w:p>
+      <w:pPr>
+        <w:pStyle w:val="ListParagraph"/>
+        <w:numPr>
+          <w:ilvl w:val="1"/>
+          <w:numId w:val="14"/>
+        </w:numPr>
+        <w:spacing w:after="0"/>
+      </w:pPr>
+      <w:r>
+        <w:t>Expense receipt: Date</w:t>
+      </w:r>
+    </w:p>
+    <w:p>
+      <w:pPr>
+        <w:pStyle w:val="ListParagraph"/>
+        <w:numPr>
+          <w:ilvl w:val="1"/>
+          <w:numId w:val="14"/>
+        </w:numPr>
+        <w:spacing w:after="0"/>
+      </w:pPr>
+      <w:r>
+        <w:t>etc.</w:t>
+      </w:r>
+    </w:p>
+    <w:p>
+      <w:pPr>
+        <w:pStyle w:val="ListParagraph"/>
+        <w:numPr>
+          <w:ilvl w:val="0"/>
+          <w:numId w:val="14"/>
+        </w:numPr>
+        <w:spacing w:after="0"/>
+      </w:pPr>
+      <w:r>
+        <w:t>If there is still room in the project, additional use cases, e.g.</w:t>
+      </w:r>
+    </w:p>
+    <w:p>
+      <w:pPr>
+        <w:pStyle w:val="ListParagraph"/>
+        <w:numPr>
+          <w:ilvl w:val="0"/>
+          <w:numId w:val="14"/>
+        </w:numPr>
+        <w:spacing w:after="0"/>
+      </w:pPr>
+      <w:r>
+        <w:lastRenderedPageBreak/>
+        <w:t>3. Splitting a PDF document containing multiple delivery notes and invoices into individual receipts</w:t>
+      </w:r>
+    </w:p>
+    <w:p>
+      <w:pPr>
+        <w:pStyle w:val="ListParagraph"/>
+        <w:numPr>
+          <w:ilvl w:val="0"/>
+          <w:numId w:val="14"/>
+        </w:numPr>
+        <w:spacing w:after="0"/>
+      </w:pPr>
+      <w:r>
+        <w:t>4. “Document content summary” on device</w:t>
+      </w:r>
+    </w:p>
+    <w:p>
+      <w:pPr>
+        <w:spacing w:after="0"/>
+      </w:pPr>
+    </w:p>
+    <w:p>
+      <w:r>
+        <w:br w:type="page"/>
+      </w:r>
+    </w:p>
+    <w:p>
+      <w:pPr>
+        <w:pStyle w:val="Heading1"/>
+      </w:pPr>
+      <w:bookmarkStart w:id="8" w:name="_Toc224739799"/>
+      <w:r>
+        <w:lastRenderedPageBreak/>
+        <w:t>TASKS</w:t>
+      </w:r>
+      <w:bookmarkEnd w:id="8"/>
+    </w:p>
+    <w:p>
+      <w:pPr>
+        <w:pStyle w:val="ListParagraph"/>
+        <w:numPr>
+          <w:ilvl w:val="0"/>
+          <w:numId w:val="19"/>
+        </w:numPr>
+      </w:pPr>
       <w:proofErr w:type="spellStart"/>
       <w:r>
-        <w:t>informations</w:t>
+        <w:t>Uv</w:t>
       </w:r>
       <w:proofErr w:type="spellEnd"/>
-    </w:p>
-    <w:p>
-      <w:pPr>
-        <w:spacing w:after="0"/>
-      </w:pPr>
+      <w:r>
+        <w:t xml:space="preserve"> </w:t>
+      </w:r>
+      <w:proofErr w:type="gramStart"/>
+      <w:r>
+        <w:t>sync  -</w:t>
+      </w:r>
+      <w:proofErr w:type="gramEnd"/>
+      <w:r>
+        <w:t xml:space="preserve"> GITHUB CLEAN</w:t>
+      </w:r>
+    </w:p>
+    <w:p>
+      <w:pPr>
+        <w:pStyle w:val="ListParagraph"/>
+        <w:numPr>
+          <w:ilvl w:val="0"/>
+          <w:numId w:val="19"/>
+        </w:numPr>
+      </w:pPr>
+      <w:r>
+        <w:t>Mobile App</w:t>
+      </w:r>
+    </w:p>
+    <w:p>
+      <w:pPr>
+        <w:pStyle w:val="ListParagraph"/>
+        <w:numPr>
+          <w:ilvl w:val="1"/>
+          <w:numId w:val="19"/>
+        </w:numPr>
+      </w:pPr>
+      <w:r>
+        <w:t>UI</w:t>
+      </w:r>
+    </w:p>
+    <w:p>
+      <w:pPr>
+        <w:pStyle w:val="ListParagraph"/>
+        <w:numPr>
+          <w:ilvl w:val="1"/>
+          <w:numId w:val="19"/>
+        </w:numPr>
+      </w:pPr>
+      <w:r>
+        <w:t>Logic</w:t>
+      </w:r>
+    </w:p>
+    <w:p>
+      <w:pPr>
+        <w:pStyle w:val="ListParagraph"/>
+        <w:numPr>
+          <w:ilvl w:val="0"/>
+          <w:numId w:val="19"/>
+        </w:numPr>
+      </w:pPr>
+      <w:r>
+        <w:t>Models</w:t>
+      </w:r>
+    </w:p>
+    <w:p>
+      <w:pPr>
+        <w:pStyle w:val="ListParagraph"/>
+        <w:numPr>
+          <w:ilvl w:val="1"/>
+          <w:numId w:val="19"/>
+        </w:numPr>
+      </w:pPr>
+      <w:r>
+        <w:t>Find models</w:t>
+      </w:r>
+    </w:p>
+    <w:p>
+      <w:pPr>
+        <w:pStyle w:val="ListParagraph"/>
+        <w:numPr>
+          <w:ilvl w:val="1"/>
+          <w:numId w:val="19"/>
+        </w:numPr>
+      </w:pPr>
+      <w:r>
+        <w:t>Train / test</w:t>
+      </w:r>
+    </w:p>
+    <w:p>
+      <w:pPr>
+        <w:pStyle w:val="ListParagraph"/>
+        <w:numPr>
+          <w:ilvl w:val="1"/>
+          <w:numId w:val="19"/>
+        </w:numPr>
+      </w:pPr>
+      <w:r>
+        <w:t>Fine tune</w:t>
+      </w:r>
+    </w:p>
+    <w:p>
+      <w:pPr>
+        <w:pStyle w:val="ListParagraph"/>
+        <w:numPr>
+          <w:ilvl w:val="1"/>
+          <w:numId w:val="19"/>
+        </w:numPr>
+      </w:pPr>
+      <w:r>
+        <w:t>Convert to mobile on Edge</w:t>
+      </w:r>
+    </w:p>
+    <w:p>
+      <w:pPr>
+        <w:pStyle w:val="ListParagraph"/>
+        <w:numPr>
+          <w:ilvl w:val="0"/>
+          <w:numId w:val="19"/>
+        </w:numPr>
+      </w:pPr>
+      <w:r>
+        <w:t>DATA</w:t>
+      </w:r>
+    </w:p>
+    <w:p>
+      <w:pPr>
+        <w:pStyle w:val="ListParagraph"/>
+        <w:numPr>
+          <w:ilvl w:val="1"/>
+          <w:numId w:val="19"/>
+        </w:numPr>
+      </w:pPr>
+      <w:r>
+        <w:t>Produce</w:t>
+      </w:r>
+    </w:p>
+    <w:p>
+      <w:pPr>
+        <w:pStyle w:val="ListParagraph"/>
+        <w:numPr>
+          <w:ilvl w:val="1"/>
+          <w:numId w:val="19"/>
+        </w:numPr>
+      </w:pPr>
+      <w:r>
+        <w:t>Get</w:t>
+      </w:r>
+    </w:p>
+    <w:p>
+      <w:pPr>
+        <w:pStyle w:val="ListParagraph"/>
+        <w:numPr>
+          <w:ilvl w:val="1"/>
+          <w:numId w:val="19"/>
+        </w:numPr>
+      </w:pPr>
+      <w:r>
+        <w:t>Label</w:t>
+      </w:r>
+    </w:p>
+    <w:p/>
+    <w:p>
+      <w:pPr>
+        <w:pStyle w:val="Heading2"/>
+      </w:pPr>
+      <w:bookmarkStart w:id="9" w:name="_Toc224739800"/>
+      <w:r>
+        <w:t>GOAL – 1 SPRINT:</w:t>
+      </w:r>
+      <w:bookmarkEnd w:id="9"/>
+    </w:p>
+    <w:p>
+      <w:pPr>
+        <w:pStyle w:val="ListParagraph"/>
+        <w:numPr>
+          <w:ilvl w:val="0"/>
+          <w:numId w:val="24"/>
+        </w:numPr>
+      </w:pPr>
+      <w:r>
+        <w:t>Model structure (which we use)</w:t>
+      </w:r>
+    </w:p>
+    <w:p>
+      <w:pPr>
+        <w:pStyle w:val="ListParagraph"/>
+        <w:numPr>
+          <w:ilvl w:val="0"/>
+          <w:numId w:val="24"/>
+        </w:numPr>
+      </w:pPr>
+      <w:r>
+        <w:t>Datasets covering all types</w:t>
+      </w:r>
+    </w:p>
+    <w:p>
+      <w:pPr>
+        <w:pStyle w:val="ListParagraph"/>
+        <w:numPr>
+          <w:ilvl w:val="0"/>
+          <w:numId w:val="24"/>
+        </w:numPr>
+      </w:pPr>
+      <w:r>
+        <w:t>PoC for the Mobile App (not including model)</w:t>
+      </w:r>
+    </w:p>
+    <w:p/>
+    <w:p/>
+    <w:p>
+      <w:pPr>
+        <w:pStyle w:val="Heading2"/>
+      </w:pPr>
+      <w:bookmarkStart w:id="10" w:name="_Toc224739801"/>
+      <w:r>
+        <w:t>TEAM:</w:t>
+      </w:r>
+      <w:bookmarkEnd w:id="10"/>
+    </w:p>
+    <w:p>
+      <w:r>
+        <w:t xml:space="preserve">Natalie: research </w:t>
+      </w:r>
+      <w:proofErr w:type="spellStart"/>
+      <w:r>
+        <w:t>convertable</w:t>
+      </w:r>
+      <w:proofErr w:type="spellEnd"/>
+      <w:r>
+        <w:t xml:space="preserve"> to mobile, OCR Model</w:t>
+      </w:r>
+    </w:p>
+    <w:p>
+      <w:r>
+        <w:t>R + K: model + fine tune -&gt; convert it</w:t>
+      </w:r>
+    </w:p>
+    <w:p>
+      <w:r>
+        <w:t>L + C: APP (model)</w:t>
+      </w:r>
     </w:p>
     <w:p/>
     <w:sectPr>
@@ -3214,6 +4127,268 @@
     </w:lvl>
   </w:abstractNum>
   <w:abstractNum w:abstractNumId="8" w15:restartNumberingAfterBreak="0">
+    <w:nsid w:val="3B8923B7"/>
+    <w:multiLevelType w:val="hybridMultilevel"/>
+    <w:tmpl w:val="C1A682D6"/>
+    <w:lvl w:ilvl="0" w:tplc="20000001">
+      <w:start w:val="1"/>
+      <w:numFmt w:val="bullet"/>
+      <w:lvlText w:val=""/>
+      <w:lvlJc w:val="left"/>
+      <w:pPr>
+        <w:ind w:left="720" w:hanging="360"/>
+      </w:pPr>
+      <w:rPr>
+        <w:rFonts w:ascii="Symbol" w:hAnsi="Symbol" w:hint="default"/>
+      </w:rPr>
+    </w:lvl>
+    <w:lvl w:ilvl="1" w:tplc="20000003">
+      <w:start w:val="1"/>
+      <w:numFmt w:val="bullet"/>
+      <w:lvlText w:val="o"/>
+      <w:lvlJc w:val="left"/>
+      <w:pPr>
+        <w:ind w:left="1440" w:hanging="360"/>
+      </w:pPr>
+      <w:rPr>
+        <w:rFonts w:ascii="Courier New" w:hAnsi="Courier New" w:cs="Courier New" w:hint="default"/>
+      </w:rPr>
+    </w:lvl>
+    <w:lvl w:ilvl="2" w:tplc="20000005">
+      <w:start w:val="1"/>
+      <w:numFmt w:val="bullet"/>
+      <w:lvlText w:val=""/>
+      <w:lvlJc w:val="left"/>
+      <w:pPr>
+        <w:ind w:left="2160" w:hanging="360"/>
+      </w:pPr>
+      <w:rPr>
+        <w:rFonts w:ascii="Wingdings" w:hAnsi="Wingdings" w:hint="default"/>
+      </w:rPr>
+    </w:lvl>
+    <w:lvl w:ilvl="3" w:tplc="20000001">
+      <w:start w:val="1"/>
+      <w:numFmt w:val="bullet"/>
+      <w:lvlText w:val=""/>
+      <w:lvlJc w:val="left"/>
+      <w:pPr>
+        <w:ind w:left="2880" w:hanging="360"/>
+      </w:pPr>
+      <w:rPr>
+        <w:rFonts w:ascii="Symbol" w:hAnsi="Symbol" w:hint="default"/>
+      </w:rPr>
+    </w:lvl>
+    <w:lvl w:ilvl="4" w:tplc="20000003" w:tentative="1">
+      <w:start w:val="1"/>
+      <w:numFmt w:val="bullet"/>
+      <w:lvlText w:val="o"/>
+      <w:lvlJc w:val="left"/>
+      <w:pPr>
+        <w:ind w:left="3600" w:hanging="360"/>
+      </w:pPr>
+      <w:rPr>
+        <w:rFonts w:ascii="Courier New" w:hAnsi="Courier New" w:cs="Courier New" w:hint="default"/>
+      </w:rPr>
+    </w:lvl>
+    <w:lvl w:ilvl="5" w:tplc="20000005" w:tentative="1">
+      <w:start w:val="1"/>
+      <w:numFmt w:val="bullet"/>
+      <w:lvlText w:val=""/>
+      <w:lvlJc w:val="left"/>
+      <w:pPr>
+        <w:ind w:left="4320" w:hanging="360"/>
+      </w:pPr>
+      <w:rPr>
+        <w:rFonts w:ascii="Wingdings" w:hAnsi="Wingdings" w:hint="default"/>
+      </w:rPr>
+    </w:lvl>
+    <w:lvl w:ilvl="6" w:tplc="20000001" w:tentative="1">
+      <w:start w:val="1"/>
+      <w:numFmt w:val="bullet"/>
+      <w:lvlText w:val=""/>
+      <w:lvlJc w:val="left"/>
+      <w:pPr>
+        <w:ind w:left="5040" w:hanging="360"/>
+      </w:pPr>
+      <w:rPr>
+        <w:rFonts w:ascii="Symbol" w:hAnsi="Symbol" w:hint="default"/>
+      </w:rPr>
+    </w:lvl>
+    <w:lvl w:ilvl="7" w:tplc="20000003" w:tentative="1">
+      <w:start w:val="1"/>
+      <w:numFmt w:val="bullet"/>
+      <w:lvlText w:val="o"/>
+      <w:lvlJc w:val="left"/>
+      <w:pPr>
+        <w:ind w:left="5760" w:hanging="360"/>
+      </w:pPr>
+      <w:rPr>
+        <w:rFonts w:ascii="Courier New" w:hAnsi="Courier New" w:cs="Courier New" w:hint="default"/>
+      </w:rPr>
+    </w:lvl>
+    <w:lvl w:ilvl="8" w:tplc="20000005" w:tentative="1">
+      <w:start w:val="1"/>
+      <w:numFmt w:val="bullet"/>
+      <w:lvlText w:val=""/>
+      <w:lvlJc w:val="left"/>
+      <w:pPr>
+        <w:ind w:left="6480" w:hanging="360"/>
+      </w:pPr>
+      <w:rPr>
+        <w:rFonts w:ascii="Wingdings" w:hAnsi="Wingdings" w:hint="default"/>
+      </w:rPr>
+    </w:lvl>
+  </w:abstractNum>
+  <w:abstractNum w:abstractNumId="9" w15:restartNumberingAfterBreak="0">
+    <w:nsid w:val="404D1720"/>
+    <w:multiLevelType w:val="multilevel"/>
+    <w:tmpl w:val="AE56C4B4"/>
+    <w:lvl w:ilvl="0">
+      <w:start w:val="1"/>
+      <w:numFmt w:val="bullet"/>
+      <w:lvlText w:val=""/>
+      <w:lvlJc w:val="left"/>
+      <w:pPr>
+        <w:tabs>
+          <w:tab w:val="num" w:pos="720"/>
+        </w:tabs>
+        <w:ind w:left="720" w:hanging="360"/>
+      </w:pPr>
+      <w:rPr>
+        <w:rFonts w:ascii="Symbol" w:hAnsi="Symbol" w:hint="default"/>
+        <w:sz w:val="20"/>
+      </w:rPr>
+    </w:lvl>
+    <w:lvl w:ilvl="1">
+      <w:start w:val="1"/>
+      <w:numFmt w:val="bullet"/>
+      <w:lvlText w:val="o"/>
+      <w:lvlJc w:val="left"/>
+      <w:pPr>
+        <w:tabs>
+          <w:tab w:val="num" w:pos="1440"/>
+        </w:tabs>
+        <w:ind w:left="1440" w:hanging="360"/>
+      </w:pPr>
+      <w:rPr>
+        <w:rFonts w:ascii="Courier New" w:hAnsi="Courier New" w:hint="default"/>
+        <w:sz w:val="20"/>
+      </w:rPr>
+    </w:lvl>
+    <w:lvl w:ilvl="2" w:tentative="1">
+      <w:start w:val="1"/>
+      <w:numFmt w:val="bullet"/>
+      <w:lvlText w:val=""/>
+      <w:lvlJc w:val="left"/>
+      <w:pPr>
+        <w:tabs>
+          <w:tab w:val="num" w:pos="2160"/>
+        </w:tabs>
+        <w:ind w:left="2160" w:hanging="360"/>
+      </w:pPr>
+      <w:rPr>
+        <w:rFonts w:ascii="Symbol" w:hAnsi="Symbol" w:hint="default"/>
+        <w:sz w:val="20"/>
+      </w:rPr>
+    </w:lvl>
+    <w:lvl w:ilvl="3" w:tentative="1">
+      <w:start w:val="1"/>
+      <w:numFmt w:val="bullet"/>
+      <w:lvlText w:val=""/>
+      <w:lvlJc w:val="left"/>
+      <w:pPr>
+        <w:tabs>
+          <w:tab w:val="num" w:pos="2880"/>
+        </w:tabs>
+        <w:ind w:left="2880" w:hanging="360"/>
+      </w:pPr>
+      <w:rPr>
+        <w:rFonts w:ascii="Symbol" w:hAnsi="Symbol" w:hint="default"/>
+        <w:sz w:val="20"/>
+      </w:rPr>
+    </w:lvl>
+    <w:lvl w:ilvl="4" w:tentative="1">
+      <w:start w:val="1"/>
+      <w:numFmt w:val="bullet"/>
+      <w:lvlText w:val=""/>
+      <w:lvlJc w:val="left"/>
+      <w:pPr>
+        <w:tabs>
+          <w:tab w:val="num" w:pos="3600"/>
+        </w:tabs>
+        <w:ind w:left="3600" w:hanging="360"/>
+      </w:pPr>
+      <w:rPr>
+        <w:rFonts w:ascii="Symbol" w:hAnsi="Symbol" w:hint="default"/>
+        <w:sz w:val="20"/>
+      </w:rPr>
+    </w:lvl>
+    <w:lvl w:ilvl="5" w:tentative="1">
+      <w:start w:val="1"/>
+      <w:numFmt w:val="bullet"/>
+      <w:lvlText w:val=""/>
+      <w:lvlJc w:val="left"/>
+      <w:pPr>
+        <w:tabs>
+          <w:tab w:val="num" w:pos="4320"/>
+        </w:tabs>
+        <w:ind w:left="4320" w:hanging="360"/>
+      </w:pPr>
+      <w:rPr>
+        <w:rFonts w:ascii="Symbol" w:hAnsi="Symbol" w:hint="default"/>
+        <w:sz w:val="20"/>
+      </w:rPr>
+    </w:lvl>
+    <w:lvl w:ilvl="6" w:tentative="1">
+      <w:start w:val="1"/>
+      <w:numFmt w:val="bullet"/>
+      <w:lvlText w:val=""/>
+      <w:lvlJc w:val="left"/>
+      <w:pPr>
+        <w:tabs>
+          <w:tab w:val="num" w:pos="5040"/>
+        </w:tabs>
+        <w:ind w:left="5040" w:hanging="360"/>
+      </w:pPr>
+      <w:rPr>
+        <w:rFonts w:ascii="Symbol" w:hAnsi="Symbol" w:hint="default"/>
+        <w:sz w:val="20"/>
+      </w:rPr>
+    </w:lvl>
+    <w:lvl w:ilvl="7" w:tentative="1">
+      <w:start w:val="1"/>
+      <w:numFmt w:val="bullet"/>
+      <w:lvlText w:val=""/>
+      <w:lvlJc w:val="left"/>
+      <w:pPr>
+        <w:tabs>
+          <w:tab w:val="num" w:pos="5760"/>
+        </w:tabs>
+        <w:ind w:left="5760" w:hanging="360"/>
+      </w:pPr>
+      <w:rPr>
+        <w:rFonts w:ascii="Symbol" w:hAnsi="Symbol" w:hint="default"/>
+        <w:sz w:val="20"/>
+      </w:rPr>
+    </w:lvl>
+    <w:lvl w:ilvl="8" w:tentative="1">
+      <w:start w:val="1"/>
+      <w:numFmt w:val="bullet"/>
+      <w:lvlText w:val=""/>
+      <w:lvlJc w:val="left"/>
+      <w:pPr>
+        <w:tabs>
+          <w:tab w:val="num" w:pos="6480"/>
+        </w:tabs>
+        <w:ind w:left="6480" w:hanging="360"/>
+      </w:pPr>
+      <w:rPr>
+        <w:rFonts w:ascii="Symbol" w:hAnsi="Symbol" w:hint="default"/>
+        <w:sz w:val="20"/>
+      </w:rPr>
+    </w:lvl>
+  </w:abstractNum>
+  <w:abstractNum w:abstractNumId="10" w15:restartNumberingAfterBreak="0">
     <w:nsid w:val="44E84485"/>
     <w:multiLevelType w:val="multilevel"/>
     <w:tmpl w:val="E4A2BA3E"/>
@@ -3362,10 +4537,10 @@
       </w:rPr>
     </w:lvl>
   </w:abstractNum>
-  <w:abstractNum w:abstractNumId="9" w15:restartNumberingAfterBreak="0">
+  <w:abstractNum w:abstractNumId="11" w15:restartNumberingAfterBreak="0">
     <w:nsid w:val="4D782901"/>
     <w:multiLevelType w:val="multilevel"/>
-    <w:tmpl w:val="944EFE4E"/>
+    <w:tmpl w:val="01B6FF9E"/>
     <w:lvl w:ilvl="0">
       <w:start w:val="1"/>
       <w:numFmt w:val="bullet"/>
@@ -3382,23 +4557,18 @@
         <w:sz w:val="20"/>
       </w:rPr>
     </w:lvl>
-    <w:lvl w:ilvl="1" w:tentative="1">
-      <w:start w:val="1"/>
-      <w:numFmt w:val="bullet"/>
-      <w:lvlText w:val="o"/>
-      <w:lvlJc w:val="left"/>
-      <w:pPr>
-        <w:tabs>
-          <w:tab w:val="num" w:pos="1440"/>
-        </w:tabs>
+    <w:lvl w:ilvl="1">
+      <w:numFmt w:val="bullet"/>
+      <w:lvlText w:val="•"/>
+      <w:lvlJc w:val="left"/>
+      <w:pPr>
         <w:ind w:left="1440" w:hanging="360"/>
       </w:pPr>
       <w:rPr>
-        <w:rFonts w:ascii="Courier New" w:hAnsi="Courier New" w:hint="default"/>
-        <w:sz w:val="20"/>
-      </w:rPr>
-    </w:lvl>
-    <w:lvl w:ilvl="2" w:tentative="1">
+        <w:rFonts w:ascii="Aptos" w:eastAsiaTheme="minorHAnsi" w:hAnsi="Aptos" w:cstheme="minorBidi" w:hint="default"/>
+      </w:rPr>
+    </w:lvl>
+    <w:lvl w:ilvl="2">
       <w:start w:val="1"/>
       <w:numFmt w:val="bullet"/>
       <w:lvlText w:val=""/>
@@ -3511,7 +4681,7 @@
       </w:rPr>
     </w:lvl>
   </w:abstractNum>
-  <w:abstractNum w:abstractNumId="10" w15:restartNumberingAfterBreak="0">
+  <w:abstractNum w:abstractNumId="12" w15:restartNumberingAfterBreak="0">
     <w:nsid w:val="5033693F"/>
     <w:multiLevelType w:val="multilevel"/>
     <w:tmpl w:val="DF8EC55E"/>
@@ -3624,7 +4794,7 @@
       </w:pPr>
     </w:lvl>
   </w:abstractNum>
-  <w:abstractNum w:abstractNumId="11" w15:restartNumberingAfterBreak="0">
+  <w:abstractNum w:abstractNumId="13" w15:restartNumberingAfterBreak="0">
     <w:nsid w:val="50842A4A"/>
     <w:multiLevelType w:val="multilevel"/>
     <w:tmpl w:val="35124598"/>
@@ -3773,10 +4943,123 @@
       </w:rPr>
     </w:lvl>
   </w:abstractNum>
-  <w:abstractNum w:abstractNumId="12" w15:restartNumberingAfterBreak="0">
+  <w:abstractNum w:abstractNumId="14" w15:restartNumberingAfterBreak="0">
+    <w:nsid w:val="51DE063E"/>
+    <w:multiLevelType w:val="hybridMultilevel"/>
+    <w:tmpl w:val="69125760"/>
+    <w:lvl w:ilvl="0" w:tplc="20000001">
+      <w:start w:val="1"/>
+      <w:numFmt w:val="bullet"/>
+      <w:lvlText w:val=""/>
+      <w:lvlJc w:val="left"/>
+      <w:pPr>
+        <w:ind w:left="720" w:hanging="360"/>
+      </w:pPr>
+      <w:rPr>
+        <w:rFonts w:ascii="Symbol" w:hAnsi="Symbol" w:hint="default"/>
+      </w:rPr>
+    </w:lvl>
+    <w:lvl w:ilvl="1" w:tplc="20000003">
+      <w:start w:val="1"/>
+      <w:numFmt w:val="bullet"/>
+      <w:lvlText w:val="o"/>
+      <w:lvlJc w:val="left"/>
+      <w:pPr>
+        <w:ind w:left="1440" w:hanging="360"/>
+      </w:pPr>
+      <w:rPr>
+        <w:rFonts w:ascii="Courier New" w:hAnsi="Courier New" w:cs="Courier New" w:hint="default"/>
+      </w:rPr>
+    </w:lvl>
+    <w:lvl w:ilvl="2" w:tplc="20000005">
+      <w:start w:val="1"/>
+      <w:numFmt w:val="bullet"/>
+      <w:lvlText w:val=""/>
+      <w:lvlJc w:val="left"/>
+      <w:pPr>
+        <w:ind w:left="2160" w:hanging="360"/>
+      </w:pPr>
+      <w:rPr>
+        <w:rFonts w:ascii="Wingdings" w:hAnsi="Wingdings" w:hint="default"/>
+      </w:rPr>
+    </w:lvl>
+    <w:lvl w:ilvl="3" w:tplc="20000001">
+      <w:start w:val="1"/>
+      <w:numFmt w:val="bullet"/>
+      <w:lvlText w:val=""/>
+      <w:lvlJc w:val="left"/>
+      <w:pPr>
+        <w:ind w:left="2880" w:hanging="360"/>
+      </w:pPr>
+      <w:rPr>
+        <w:rFonts w:ascii="Symbol" w:hAnsi="Symbol" w:hint="default"/>
+      </w:rPr>
+    </w:lvl>
+    <w:lvl w:ilvl="4" w:tplc="20000003" w:tentative="1">
+      <w:start w:val="1"/>
+      <w:numFmt w:val="bullet"/>
+      <w:lvlText w:val="o"/>
+      <w:lvlJc w:val="left"/>
+      <w:pPr>
+        <w:ind w:left="3600" w:hanging="360"/>
+      </w:pPr>
+      <w:rPr>
+        <w:rFonts w:ascii="Courier New" w:hAnsi="Courier New" w:cs="Courier New" w:hint="default"/>
+      </w:rPr>
+    </w:lvl>
+    <w:lvl w:ilvl="5" w:tplc="20000005" w:tentative="1">
+      <w:start w:val="1"/>
+      <w:numFmt w:val="bullet"/>
+      <w:lvlText w:val=""/>
+      <w:lvlJc w:val="left"/>
+      <w:pPr>
+        <w:ind w:left="4320" w:hanging="360"/>
+      </w:pPr>
+      <w:rPr>
+        <w:rFonts w:ascii="Wingdings" w:hAnsi="Wingdings" w:hint="default"/>
+      </w:rPr>
+    </w:lvl>
+    <w:lvl w:ilvl="6" w:tplc="20000001" w:tentative="1">
+      <w:start w:val="1"/>
+      <w:numFmt w:val="bullet"/>
+      <w:lvlText w:val=""/>
+      <w:lvlJc w:val="left"/>
+      <w:pPr>
+        <w:ind w:left="5040" w:hanging="360"/>
+      </w:pPr>
+      <w:rPr>
+        <w:rFonts w:ascii="Symbol" w:hAnsi="Symbol" w:hint="default"/>
+      </w:rPr>
+    </w:lvl>
+    <w:lvl w:ilvl="7" w:tplc="20000003" w:tentative="1">
+      <w:start w:val="1"/>
+      <w:numFmt w:val="bullet"/>
+      <w:lvlText w:val="o"/>
+      <w:lvlJc w:val="left"/>
+      <w:pPr>
+        <w:ind w:left="5760" w:hanging="360"/>
+      </w:pPr>
+      <w:rPr>
+        <w:rFonts w:ascii="Courier New" w:hAnsi="Courier New" w:cs="Courier New" w:hint="default"/>
+      </w:rPr>
+    </w:lvl>
+    <w:lvl w:ilvl="8" w:tplc="20000005" w:tentative="1">
+      <w:start w:val="1"/>
+      <w:numFmt w:val="bullet"/>
+      <w:lvlText w:val=""/>
+      <w:lvlJc w:val="left"/>
+      <w:pPr>
+        <w:ind w:left="6480" w:hanging="360"/>
+      </w:pPr>
+      <w:rPr>
+        <w:rFonts w:ascii="Wingdings" w:hAnsi="Wingdings" w:hint="default"/>
+      </w:rPr>
+    </w:lvl>
+  </w:abstractNum>
+  <w:abstractNum w:abstractNumId="15" w15:restartNumberingAfterBreak="0">
     <w:nsid w:val="561953ED"/>
     <w:multiLevelType w:val="hybridMultilevel"/>
-    <w:tmpl w:val="C1EAE828"/>
+    <w:tmpl w:val="07022E24"/>
     <w:lvl w:ilvl="0" w:tplc="20000001">
       <w:start w:val="1"/>
       <w:numFmt w:val="bullet"/>
@@ -3886,7 +5169,120 @@
       </w:rPr>
     </w:lvl>
   </w:abstractNum>
-  <w:abstractNum w:abstractNumId="13" w15:restartNumberingAfterBreak="0">
+  <w:abstractNum w:abstractNumId="16" w15:restartNumberingAfterBreak="0">
+    <w:nsid w:val="5AF417C1"/>
+    <w:multiLevelType w:val="hybridMultilevel"/>
+    <w:tmpl w:val="05803B8A"/>
+    <w:lvl w:ilvl="0" w:tplc="20000001">
+      <w:start w:val="1"/>
+      <w:numFmt w:val="bullet"/>
+      <w:lvlText w:val=""/>
+      <w:lvlJc w:val="left"/>
+      <w:pPr>
+        <w:ind w:left="720" w:hanging="360"/>
+      </w:pPr>
+      <w:rPr>
+        <w:rFonts w:ascii="Symbol" w:hAnsi="Symbol" w:hint="default"/>
+      </w:rPr>
+    </w:lvl>
+    <w:lvl w:ilvl="1" w:tplc="20000003" w:tentative="1">
+      <w:start w:val="1"/>
+      <w:numFmt w:val="bullet"/>
+      <w:lvlText w:val="o"/>
+      <w:lvlJc w:val="left"/>
+      <w:pPr>
+        <w:ind w:left="1440" w:hanging="360"/>
+      </w:pPr>
+      <w:rPr>
+        <w:rFonts w:ascii="Courier New" w:hAnsi="Courier New" w:cs="Courier New" w:hint="default"/>
+      </w:rPr>
+    </w:lvl>
+    <w:lvl w:ilvl="2" w:tplc="20000005" w:tentative="1">
+      <w:start w:val="1"/>
+      <w:numFmt w:val="bullet"/>
+      <w:lvlText w:val=""/>
+      <w:lvlJc w:val="left"/>
+      <w:pPr>
+        <w:ind w:left="2160" w:hanging="360"/>
+      </w:pPr>
+      <w:rPr>
+        <w:rFonts w:ascii="Wingdings" w:hAnsi="Wingdings" w:hint="default"/>
+      </w:rPr>
+    </w:lvl>
+    <w:lvl w:ilvl="3" w:tplc="20000001" w:tentative="1">
+      <w:start w:val="1"/>
+      <w:numFmt w:val="bullet"/>
+      <w:lvlText w:val=""/>
+      <w:lvlJc w:val="left"/>
+      <w:pPr>
+        <w:ind w:left="2880" w:hanging="360"/>
+      </w:pPr>
+      <w:rPr>
+        <w:rFonts w:ascii="Symbol" w:hAnsi="Symbol" w:hint="default"/>
+      </w:rPr>
+    </w:lvl>
+    <w:lvl w:ilvl="4" w:tplc="20000003" w:tentative="1">
+      <w:start w:val="1"/>
+      <w:numFmt w:val="bullet"/>
+      <w:lvlText w:val="o"/>
+      <w:lvlJc w:val="left"/>
+      <w:pPr>
+        <w:ind w:left="3600" w:hanging="360"/>
+      </w:pPr>
+      <w:rPr>
+        <w:rFonts w:ascii="Courier New" w:hAnsi="Courier New" w:cs="Courier New" w:hint="default"/>
+      </w:rPr>
+    </w:lvl>
+    <w:lvl w:ilvl="5" w:tplc="20000005" w:tentative="1">
+      <w:start w:val="1"/>
+      <w:numFmt w:val="bullet"/>
+      <w:lvlText w:val=""/>
+      <w:lvlJc w:val="left"/>
+      <w:pPr>
+        <w:ind w:left="4320" w:hanging="360"/>
+      </w:pPr>
+      <w:rPr>
+        <w:rFonts w:ascii="Wingdings" w:hAnsi="Wingdings" w:hint="default"/>
+      </w:rPr>
+    </w:lvl>
+    <w:lvl w:ilvl="6" w:tplc="20000001" w:tentative="1">
+      <w:start w:val="1"/>
+      <w:numFmt w:val="bullet"/>
+      <w:lvlText w:val=""/>
+      <w:lvlJc w:val="left"/>
+      <w:pPr>
+        <w:ind w:left="5040" w:hanging="360"/>
+      </w:pPr>
+      <w:rPr>
+        <w:rFonts w:ascii="Symbol" w:hAnsi="Symbol" w:hint="default"/>
+      </w:rPr>
+    </w:lvl>
+    <w:lvl w:ilvl="7" w:tplc="20000003" w:tentative="1">
+      <w:start w:val="1"/>
+      <w:numFmt w:val="bullet"/>
+      <w:lvlText w:val="o"/>
+      <w:lvlJc w:val="left"/>
+      <w:pPr>
+        <w:ind w:left="5760" w:hanging="360"/>
+      </w:pPr>
+      <w:rPr>
+        <w:rFonts w:ascii="Courier New" w:hAnsi="Courier New" w:cs="Courier New" w:hint="default"/>
+      </w:rPr>
+    </w:lvl>
+    <w:lvl w:ilvl="8" w:tplc="20000005" w:tentative="1">
+      <w:start w:val="1"/>
+      <w:numFmt w:val="bullet"/>
+      <w:lvlText w:val=""/>
+      <w:lvlJc w:val="left"/>
+      <w:pPr>
+        <w:ind w:left="6480" w:hanging="360"/>
+      </w:pPr>
+      <w:rPr>
+        <w:rFonts w:ascii="Wingdings" w:hAnsi="Wingdings" w:hint="default"/>
+      </w:rPr>
+    </w:lvl>
+  </w:abstractNum>
+  <w:abstractNum w:abstractNumId="17" w15:restartNumberingAfterBreak="0">
     <w:nsid w:val="5BAA4ED0"/>
     <w:multiLevelType w:val="multilevel"/>
     <w:tmpl w:val="84FAE7FA"/>
@@ -3922,7 +5318,7 @@
         <w:sz w:val="20"/>
       </w:rPr>
     </w:lvl>
-    <w:lvl w:ilvl="2" w:tentative="1">
+    <w:lvl w:ilvl="2">
       <w:start w:val="1"/>
       <w:numFmt w:val="bullet"/>
       <w:lvlText w:val=""/>
@@ -4035,7 +5431,7 @@
       </w:rPr>
     </w:lvl>
   </w:abstractNum>
-  <w:abstractNum w:abstractNumId="14" w15:restartNumberingAfterBreak="0">
+  <w:abstractNum w:abstractNumId="18" w15:restartNumberingAfterBreak="0">
     <w:nsid w:val="696225C3"/>
     <w:multiLevelType w:val="multilevel"/>
     <w:tmpl w:val="C80E7786"/>
@@ -4151,7 +5547,233 @@
       </w:pPr>
     </w:lvl>
   </w:abstractNum>
-  <w:abstractNum w:abstractNumId="15" w15:restartNumberingAfterBreak="0">
+  <w:abstractNum w:abstractNumId="19" w15:restartNumberingAfterBreak="0">
+    <w:nsid w:val="69937608"/>
+    <w:multiLevelType w:val="hybridMultilevel"/>
+    <w:tmpl w:val="7BF4B13A"/>
+    <w:lvl w:ilvl="0" w:tplc="2000000F">
+      <w:start w:val="1"/>
+      <w:numFmt w:val="decimal"/>
+      <w:lvlText w:val="%1."/>
+      <w:lvlJc w:val="left"/>
+      <w:pPr>
+        <w:ind w:left="720" w:hanging="360"/>
+      </w:pPr>
+      <w:rPr>
+        <w:rFonts w:hint="default"/>
+      </w:rPr>
+    </w:lvl>
+    <w:lvl w:ilvl="1" w:tplc="FFFFFFFF" w:tentative="1">
+      <w:start w:val="1"/>
+      <w:numFmt w:val="bullet"/>
+      <w:lvlText w:val="o"/>
+      <w:lvlJc w:val="left"/>
+      <w:pPr>
+        <w:ind w:left="1440" w:hanging="360"/>
+      </w:pPr>
+      <w:rPr>
+        <w:rFonts w:ascii="Courier New" w:hAnsi="Courier New" w:cs="Courier New" w:hint="default"/>
+      </w:rPr>
+    </w:lvl>
+    <w:lvl w:ilvl="2" w:tplc="FFFFFFFF" w:tentative="1">
+      <w:start w:val="1"/>
+      <w:numFmt w:val="bullet"/>
+      <w:lvlText w:val=""/>
+      <w:lvlJc w:val="left"/>
+      <w:pPr>
+        <w:ind w:left="2160" w:hanging="360"/>
+      </w:pPr>
+      <w:rPr>
+        <w:rFonts w:ascii="Wingdings" w:hAnsi="Wingdings" w:hint="default"/>
+      </w:rPr>
+    </w:lvl>
+    <w:lvl w:ilvl="3" w:tplc="FFFFFFFF" w:tentative="1">
+      <w:start w:val="1"/>
+      <w:numFmt w:val="bullet"/>
+      <w:lvlText w:val=""/>
+      <w:lvlJc w:val="left"/>
+      <w:pPr>
+        <w:ind w:left="2880" w:hanging="360"/>
+      </w:pPr>
+      <w:rPr>
+        <w:rFonts w:ascii="Symbol" w:hAnsi="Symbol" w:hint="default"/>
+      </w:rPr>
+    </w:lvl>
+    <w:lvl w:ilvl="4" w:tplc="FFFFFFFF" w:tentative="1">
+      <w:start w:val="1"/>
+      <w:numFmt w:val="bullet"/>
+      <w:lvlText w:val="o"/>
+      <w:lvlJc w:val="left"/>
+      <w:pPr>
+        <w:ind w:left="3600" w:hanging="360"/>
+      </w:pPr>
+      <w:rPr>
+        <w:rFonts w:ascii="Courier New" w:hAnsi="Courier New" w:cs="Courier New" w:hint="default"/>
+      </w:rPr>
+    </w:lvl>
+    <w:lvl w:ilvl="5" w:tplc="FFFFFFFF" w:tentative="1">
+      <w:start w:val="1"/>
+      <w:numFmt w:val="bullet"/>
+      <w:lvlText w:val=""/>
+      <w:lvlJc w:val="left"/>
+      <w:pPr>
+        <w:ind w:left="4320" w:hanging="360"/>
+      </w:pPr>
+      <w:rPr>
+        <w:rFonts w:ascii="Wingdings" w:hAnsi="Wingdings" w:hint="default"/>
+      </w:rPr>
+    </w:lvl>
+    <w:lvl w:ilvl="6" w:tplc="FFFFFFFF" w:tentative="1">
+      <w:start w:val="1"/>
+      <w:numFmt w:val="bullet"/>
+      <w:lvlText w:val=""/>
+      <w:lvlJc w:val="left"/>
+      <w:pPr>
+        <w:ind w:left="5040" w:hanging="360"/>
+      </w:pPr>
+      <w:rPr>
+        <w:rFonts w:ascii="Symbol" w:hAnsi="Symbol" w:hint="default"/>
+      </w:rPr>
+    </w:lvl>
+    <w:lvl w:ilvl="7" w:tplc="FFFFFFFF" w:tentative="1">
+      <w:start w:val="1"/>
+      <w:numFmt w:val="bullet"/>
+      <w:lvlText w:val="o"/>
+      <w:lvlJc w:val="left"/>
+      <w:pPr>
+        <w:ind w:left="5760" w:hanging="360"/>
+      </w:pPr>
+      <w:rPr>
+        <w:rFonts w:ascii="Courier New" w:hAnsi="Courier New" w:cs="Courier New" w:hint="default"/>
+      </w:rPr>
+    </w:lvl>
+    <w:lvl w:ilvl="8" w:tplc="FFFFFFFF" w:tentative="1">
+      <w:start w:val="1"/>
+      <w:numFmt w:val="bullet"/>
+      <w:lvlText w:val=""/>
+      <w:lvlJc w:val="left"/>
+      <w:pPr>
+        <w:ind w:left="6480" w:hanging="360"/>
+      </w:pPr>
+      <w:rPr>
+        <w:rFonts w:ascii="Wingdings" w:hAnsi="Wingdings" w:hint="default"/>
+      </w:rPr>
+    </w:lvl>
+  </w:abstractNum>
+  <w:abstractNum w:abstractNumId="20" w15:restartNumberingAfterBreak="0">
+    <w:nsid w:val="6C3C0C51"/>
+    <w:multiLevelType w:val="hybridMultilevel"/>
+    <w:tmpl w:val="866A0B6E"/>
+    <w:lvl w:ilvl="0" w:tplc="20000003">
+      <w:start w:val="1"/>
+      <w:numFmt w:val="bullet"/>
+      <w:lvlText w:val="o"/>
+      <w:lvlJc w:val="left"/>
+      <w:pPr>
+        <w:ind w:left="720" w:hanging="360"/>
+      </w:pPr>
+      <w:rPr>
+        <w:rFonts w:ascii="Courier New" w:hAnsi="Courier New" w:cs="Courier New" w:hint="default"/>
+      </w:rPr>
+    </w:lvl>
+    <w:lvl w:ilvl="1" w:tplc="20000003" w:tentative="1">
+      <w:start w:val="1"/>
+      <w:numFmt w:val="bullet"/>
+      <w:lvlText w:val="o"/>
+      <w:lvlJc w:val="left"/>
+      <w:pPr>
+        <w:ind w:left="1440" w:hanging="360"/>
+      </w:pPr>
+      <w:rPr>
+        <w:rFonts w:ascii="Courier New" w:hAnsi="Courier New" w:cs="Courier New" w:hint="default"/>
+      </w:rPr>
+    </w:lvl>
+    <w:lvl w:ilvl="2" w:tplc="20000005" w:tentative="1">
+      <w:start w:val="1"/>
+      <w:numFmt w:val="bullet"/>
+      <w:lvlText w:val=""/>
+      <w:lvlJc w:val="left"/>
+      <w:pPr>
+        <w:ind w:left="2160" w:hanging="360"/>
+      </w:pPr>
+      <w:rPr>
+        <w:rFonts w:ascii="Wingdings" w:hAnsi="Wingdings" w:hint="default"/>
+      </w:rPr>
+    </w:lvl>
+    <w:lvl w:ilvl="3" w:tplc="20000001" w:tentative="1">
+      <w:start w:val="1"/>
+      <w:numFmt w:val="bullet"/>
+      <w:lvlText w:val=""/>
+      <w:lvlJc w:val="left"/>
+      <w:pPr>
+        <w:ind w:left="2880" w:hanging="360"/>
+      </w:pPr>
+      <w:rPr>
+        <w:rFonts w:ascii="Symbol" w:hAnsi="Symbol" w:hint="default"/>
+      </w:rPr>
+    </w:lvl>
+    <w:lvl w:ilvl="4" w:tplc="20000003" w:tentative="1">
+      <w:start w:val="1"/>
+      <w:numFmt w:val="bullet"/>
+      <w:lvlText w:val="o"/>
+      <w:lvlJc w:val="left"/>
+      <w:pPr>
+        <w:ind w:left="3600" w:hanging="360"/>
+      </w:pPr>
+      <w:rPr>
+        <w:rFonts w:ascii="Courier New" w:hAnsi="Courier New" w:cs="Courier New" w:hint="default"/>
+      </w:rPr>
+    </w:lvl>
+    <w:lvl w:ilvl="5" w:tplc="20000005" w:tentative="1">
+      <w:start w:val="1"/>
+      <w:numFmt w:val="bullet"/>
+      <w:lvlText w:val=""/>
+      <w:lvlJc w:val="left"/>
+      <w:pPr>
+        <w:ind w:left="4320" w:hanging="360"/>
+      </w:pPr>
+      <w:rPr>
+        <w:rFonts w:ascii="Wingdings" w:hAnsi="Wingdings" w:hint="default"/>
+      </w:rPr>
+    </w:lvl>
+    <w:lvl w:ilvl="6" w:tplc="20000001" w:tentative="1">
+      <w:start w:val="1"/>
+      <w:numFmt w:val="bullet"/>
+      <w:lvlText w:val=""/>
+      <w:lvlJc w:val="left"/>
+      <w:pPr>
+        <w:ind w:left="5040" w:hanging="360"/>
+      </w:pPr>
+      <w:rPr>
+        <w:rFonts w:ascii="Symbol" w:hAnsi="Symbol" w:hint="default"/>
+      </w:rPr>
+    </w:lvl>
+    <w:lvl w:ilvl="7" w:tplc="20000003" w:tentative="1">
+      <w:start w:val="1"/>
+      <w:numFmt w:val="bullet"/>
+      <w:lvlText w:val="o"/>
+      <w:lvlJc w:val="left"/>
+      <w:pPr>
+        <w:ind w:left="5760" w:hanging="360"/>
+      </w:pPr>
+      <w:rPr>
+        <w:rFonts w:ascii="Courier New" w:hAnsi="Courier New" w:cs="Courier New" w:hint="default"/>
+      </w:rPr>
+    </w:lvl>
+    <w:lvl w:ilvl="8" w:tplc="20000005" w:tentative="1">
+      <w:start w:val="1"/>
+      <w:numFmt w:val="bullet"/>
+      <w:lvlText w:val=""/>
+      <w:lvlJc w:val="left"/>
+      <w:pPr>
+        <w:ind w:left="6480" w:hanging="360"/>
+      </w:pPr>
+      <w:rPr>
+        <w:rFonts w:ascii="Wingdings" w:hAnsi="Wingdings" w:hint="default"/>
+      </w:rPr>
+    </w:lvl>
+  </w:abstractNum>
+  <w:abstractNum w:abstractNumId="21" w15:restartNumberingAfterBreak="0">
     <w:nsid w:val="6C86265D"/>
     <w:multiLevelType w:val="multilevel"/>
     <w:tmpl w:val="124AF3C4"/>
@@ -4300,7 +5922,7 @@
       </w:rPr>
     </w:lvl>
   </w:abstractNum>
-  <w:abstractNum w:abstractNumId="16" w15:restartNumberingAfterBreak="0">
+  <w:abstractNum w:abstractNumId="22" w15:restartNumberingAfterBreak="0">
     <w:nsid w:val="6F100281"/>
     <w:multiLevelType w:val="multilevel"/>
     <w:tmpl w:val="5F7EBBFA"/>
@@ -4449,7 +6071,7 @@
       </w:rPr>
     </w:lvl>
   </w:abstractNum>
-  <w:abstractNum w:abstractNumId="17" w15:restartNumberingAfterBreak="0">
+  <w:abstractNum w:abstractNumId="23" w15:restartNumberingAfterBreak="0">
     <w:nsid w:val="7D8B1028"/>
     <w:multiLevelType w:val="multilevel"/>
     <w:tmpl w:val="F41A1DC4"/>
@@ -4602,28 +6224,28 @@
     <w:abstractNumId w:val="3"/>
   </w:num>
   <w:num w:numId="2" w16cid:durableId="342439198">
-    <w:abstractNumId w:val="13"/>
+    <w:abstractNumId w:val="17"/>
   </w:num>
   <w:num w:numId="3" w16cid:durableId="822547031">
-    <w:abstractNumId w:val="10"/>
+    <w:abstractNumId w:val="12"/>
   </w:num>
   <w:num w:numId="4" w16cid:durableId="1042898380">
-    <w:abstractNumId w:val="8"/>
+    <w:abstractNumId w:val="10"/>
   </w:num>
   <w:num w:numId="5" w16cid:durableId="1521119729">
     <w:abstractNumId w:val="2"/>
   </w:num>
   <w:num w:numId="6" w16cid:durableId="718168071">
-    <w:abstractNumId w:val="15"/>
+    <w:abstractNumId w:val="21"/>
   </w:num>
   <w:num w:numId="7" w16cid:durableId="334572779">
     <w:abstractNumId w:val="5"/>
   </w:num>
   <w:num w:numId="8" w16cid:durableId="381026686">
-    <w:abstractNumId w:val="17"/>
+    <w:abstractNumId w:val="23"/>
   </w:num>
   <w:num w:numId="9" w16cid:durableId="1923877429">
-    <w:abstractNumId w:val="16"/>
+    <w:abstractNumId w:val="22"/>
   </w:num>
   <w:num w:numId="10" w16cid:durableId="998733436">
     <w:abstractNumId w:val="6"/>
@@ -4632,25 +6254,43 @@
     <w:abstractNumId w:val="4"/>
   </w:num>
   <w:num w:numId="12" w16cid:durableId="1906534">
-    <w:abstractNumId w:val="14"/>
+    <w:abstractNumId w:val="18"/>
   </w:num>
   <w:num w:numId="13" w16cid:durableId="730229191">
     <w:abstractNumId w:val="1"/>
   </w:num>
   <w:num w:numId="14" w16cid:durableId="1318731561">
-    <w:abstractNumId w:val="9"/>
+    <w:abstractNumId w:val="11"/>
   </w:num>
   <w:num w:numId="15" w16cid:durableId="1762680016">
     <w:abstractNumId w:val="7"/>
   </w:num>
   <w:num w:numId="16" w16cid:durableId="649943956">
-    <w:abstractNumId w:val="11"/>
+    <w:abstractNumId w:val="13"/>
   </w:num>
   <w:num w:numId="17" w16cid:durableId="96603159">
     <w:abstractNumId w:val="0"/>
   </w:num>
   <w:num w:numId="18" w16cid:durableId="416295560">
-    <w:abstractNumId w:val="12"/>
+    <w:abstractNumId w:val="15"/>
+  </w:num>
+  <w:num w:numId="19" w16cid:durableId="1939098969">
+    <w:abstractNumId w:val="14"/>
+  </w:num>
+  <w:num w:numId="20" w16cid:durableId="1910262085">
+    <w:abstractNumId w:val="9"/>
+  </w:num>
+  <w:num w:numId="21" w16cid:durableId="935409842">
+    <w:abstractNumId w:val="8"/>
+  </w:num>
+  <w:num w:numId="22" w16cid:durableId="181822790">
+    <w:abstractNumId w:val="20"/>
+  </w:num>
+  <w:num w:numId="23" w16cid:durableId="1844389501">
+    <w:abstractNumId w:val="19"/>
+  </w:num>
+  <w:num w:numId="24" w16cid:durableId="1701781975">
+    <w:abstractNumId w:val="16"/>
   </w:num>
 </w:numbering>
 </file>
@@ -5083,7 +6723,6 @@
     <w:next w:val="Normal"/>
     <w:link w:val="Heading2Char"/>
     <w:uiPriority w:val="9"/>
-    <w:semiHidden/>
     <w:unhideWhenUsed/>
     <w:qFormat/>
     <w:rsid w:val="00F572C8"/>
@@ -5258,6 +6897,7 @@
   <w:style w:type="character" w:default="1" w:styleId="DefaultParagraphFont">
     <w:name w:val="Default Paragraph Font"/>
     <w:uiPriority w:val="1"/>
+    <w:semiHidden/>
     <w:unhideWhenUsed/>
   </w:style>
   <w:style w:type="table" w:default="1" w:styleId="TableNormal">
@@ -5299,7 +6939,6 @@
     <w:basedOn w:val="DefaultParagraphFont"/>
     <w:link w:val="Heading2"/>
     <w:uiPriority w:val="9"/>
-    <w:semiHidden/>
     <w:rsid w:val="00F572C8"/>
     <w:rPr>
       <w:rFonts w:asciiTheme="majorHAnsi" w:eastAsiaTheme="majorEastAsia" w:hAnsiTheme="majorHAnsi" w:cstheme="majorBidi"/>
@@ -5625,6 +7264,19 @@
       <w:u w:val="single"/>
     </w:rPr>
   </w:style>
+  <w:style w:type="paragraph" w:styleId="TOC2">
+    <w:name w:val="toc 2"/>
+    <w:basedOn w:val="Normal"/>
+    <w:next w:val="Normal"/>
+    <w:autoRedefine/>
+    <w:uiPriority w:val="39"/>
+    <w:unhideWhenUsed/>
+    <w:rsid w:val="009D1966"/>
+    <w:pPr>
+      <w:spacing w:after="100"/>
+      <w:ind w:left="240"/>
+    </w:pPr>
+  </w:style>
 </w:styles>
 </file>
 

--- a/docu/Meetings/2026.03.12_Meeting01.docx
+++ b/docu/Meetings/2026.03.12_Meeting01.docx
@@ -164,7 +164,7 @@
             <w:rPr>
               <w:rFonts w:eastAsiaTheme="minorEastAsia"/>
               <w:noProof/>
-              <w:lang w:val="en-AT" w:eastAsia="en-AT"/>
+              <w:lang w:eastAsia="en-AT"/>
             </w:rPr>
           </w:pPr>
           <w:r>
@@ -243,7 +243,7 @@
             <w:rPr>
               <w:rFonts w:eastAsiaTheme="minorEastAsia"/>
               <w:noProof/>
-              <w:lang w:val="en-AT" w:eastAsia="en-AT"/>
+              <w:lang w:eastAsia="en-AT"/>
             </w:rPr>
           </w:pPr>
           <w:hyperlink w:anchor="_Toc224739792" w:history="1">
@@ -313,7 +313,7 @@
             <w:rPr>
               <w:rFonts w:eastAsiaTheme="minorEastAsia"/>
               <w:noProof/>
-              <w:lang w:val="en-AT" w:eastAsia="en-AT"/>
+              <w:lang w:eastAsia="en-AT"/>
             </w:rPr>
           </w:pPr>
           <w:hyperlink w:anchor="_Toc224739793" w:history="1">
@@ -383,7 +383,7 @@
             <w:rPr>
               <w:rFonts w:eastAsiaTheme="minorEastAsia"/>
               <w:noProof/>
-              <w:lang w:val="en-AT" w:eastAsia="en-AT"/>
+              <w:lang w:eastAsia="en-AT"/>
             </w:rPr>
           </w:pPr>
           <w:hyperlink w:anchor="_Toc224739794" w:history="1">
@@ -453,7 +453,7 @@
             <w:rPr>
               <w:rFonts w:eastAsiaTheme="minorEastAsia"/>
               <w:noProof/>
-              <w:lang w:val="en-AT" w:eastAsia="en-AT"/>
+              <w:lang w:eastAsia="en-AT"/>
             </w:rPr>
           </w:pPr>
           <w:hyperlink w:anchor="_Toc224739795" w:history="1">
@@ -523,7 +523,7 @@
             <w:rPr>
               <w:rFonts w:eastAsiaTheme="minorEastAsia"/>
               <w:noProof/>
-              <w:lang w:val="en-AT" w:eastAsia="en-AT"/>
+              <w:lang w:eastAsia="en-AT"/>
             </w:rPr>
           </w:pPr>
           <w:hyperlink w:anchor="_Toc224739796" w:history="1">
@@ -593,7 +593,7 @@
             <w:rPr>
               <w:rFonts w:eastAsiaTheme="minorEastAsia"/>
               <w:noProof/>
-              <w:lang w:val="en-AT" w:eastAsia="en-AT"/>
+              <w:lang w:eastAsia="en-AT"/>
             </w:rPr>
           </w:pPr>
           <w:hyperlink w:anchor="_Toc224739797" w:history="1">
@@ -663,7 +663,7 @@
             <w:rPr>
               <w:rFonts w:eastAsiaTheme="minorEastAsia"/>
               <w:noProof/>
-              <w:lang w:val="en-AT" w:eastAsia="en-AT"/>
+              <w:lang w:eastAsia="en-AT"/>
             </w:rPr>
           </w:pPr>
           <w:hyperlink w:anchor="_Toc224739798" w:history="1">
@@ -733,7 +733,7 @@
             <w:rPr>
               <w:rFonts w:eastAsiaTheme="minorEastAsia"/>
               <w:noProof/>
-              <w:lang w:val="en-AT" w:eastAsia="en-AT"/>
+              <w:lang w:eastAsia="en-AT"/>
             </w:rPr>
           </w:pPr>
           <w:hyperlink w:anchor="_Toc224739799" w:history="1">
@@ -2918,7 +2918,13 @@
       </w:pPr>
       <w:bookmarkStart w:id="9" w:name="_Toc224739800"/>
       <w:r>
-        <w:t>GOAL – 1 SPRINT:</w:t>
+        <w:t>GOAL – 1 SPRINT</w:t>
+      </w:r>
+      <w:r>
+        <w:t xml:space="preserve"> (08.04)</w:t>
+      </w:r>
+      <w:r>
+        <w:t>:</w:t>
       </w:r>
       <w:bookmarkEnd w:id="9"/>
     </w:p>
@@ -2966,7 +2972,10 @@
       </w:pPr>
       <w:bookmarkStart w:id="10" w:name="_Toc224739801"/>
       <w:r>
-        <w:t>TEAM:</w:t>
+        <w:t>WORK-distribution</w:t>
+      </w:r>
+      <w:r>
+        <w:t>:</w:t>
       </w:r>
       <w:bookmarkEnd w:id="10"/>
     </w:p>
@@ -2974,23 +2983,74 @@
       <w:r>
         <w:t xml:space="preserve">Natalie: research </w:t>
       </w:r>
+      <w:r>
+        <w:t xml:space="preserve">convertibility </w:t>
+      </w:r>
+      <w:r>
+        <w:t>to mobile, OCR Model</w:t>
+      </w:r>
+    </w:p>
+    <w:p>
+      <w:r>
+        <w:t>R</w:t>
+      </w:r>
+      <w:r>
+        <w:t>aphael</w:t>
+      </w:r>
+      <w:r>
+        <w:t xml:space="preserve"> + </w:t>
+      </w:r>
       <w:proofErr w:type="spellStart"/>
       <w:r>
-        <w:t>convertable</w:t>
+        <w:t>K</w:t>
+      </w:r>
+      <w:r>
+        <w:t>levi</w:t>
       </w:r>
       <w:proofErr w:type="spellEnd"/>
       <w:r>
-        <w:t xml:space="preserve"> to mobile, OCR Model</w:t>
-      </w:r>
-    </w:p>
-    <w:p>
-      <w:r>
-        <w:t>R + K: model + fine tune -&gt; convert it</w:t>
-      </w:r>
-    </w:p>
-    <w:p>
-      <w:r>
-        <w:t>L + C: APP (model)</w:t>
+        <w:t>:</w:t>
+      </w:r>
+      <w:r>
+        <w:t xml:space="preserve"> search</w:t>
+      </w:r>
+      <w:r>
+        <w:t xml:space="preserve"> model + fine tune </w:t>
+      </w:r>
+      <w:r>
+        <w:t xml:space="preserve">/ test </w:t>
+      </w:r>
+      <w:r>
+        <w:t>-&gt; convert it</w:t>
+      </w:r>
+    </w:p>
+    <w:p>
+      <w:r>
+        <w:t>L</w:t>
+      </w:r>
+      <w:r>
+        <w:t>orenz</w:t>
+      </w:r>
+      <w:r>
+        <w:t xml:space="preserve"> + C</w:t>
+      </w:r>
+      <w:r>
+        <w:t>elina</w:t>
+      </w:r>
+      <w:r>
+        <w:t xml:space="preserve">: </w:t>
+      </w:r>
+      <w:r>
+        <w:t>Structure/UI/Logic of Mobile-</w:t>
+      </w:r>
+      <w:r>
+        <w:t>APP (</w:t>
+      </w:r>
+      <w:r>
+        <w:t xml:space="preserve">optionally search for additional </w:t>
+      </w:r>
+      <w:r>
+        <w:t>model)</w:t>
       </w:r>
     </w:p>
     <w:p/>

--- a/docu/Meetings/2026.03.12_Meeting01.docx
+++ b/docu/Meetings/2026.03.12_Meeting01.docx
@@ -223,7 +223,7 @@
                 <w:noProof/>
                 <w:webHidden/>
               </w:rPr>
-              <w:t>1</w:t>
+              <w:t>2</w:t>
             </w:r>
             <w:r>
               <w:rPr>
